--- a/Volume 1/Chapter 04 - Databases/SPA_Vol1_Ch4_Lesson4_12a_Indexes_Extended.docx
+++ b/Volume 1/Chapter 04 - Databases/SPA_Vol1_Ch4_Lesson4_12a_Indexes_Extended.docx
@@ -1032,9 +1032,129 @@
     </w:p>
     <w:p>
       <w:pPr>
+        <w:keepNext/>
+      </w:pPr>
+      <w:r>
+        <w:t>Next, let the tools create the Rust and Solidity project files, as in Lesson 4.0a. Remember, Cargo.toml describes the project: cargo init names it index_contacts, and cargo add pins the mysql crate at exactly 28.0.3. The Connector Setup below deletes the starter src\main.rs after cargo fetch, because each program is its own file in src\bin. Remember, forge init makes the Solidity project; --empty leaves out the sample files, and --force lets it run in the folder you just made.</w:t>
+      </w:r>
+    </w:p>
+    <w:p>
+      <w:pPr>
+        <w:keepNext/>
+      </w:pPr>
+    </w:p>
+    <w:p>
+      <w:pPr>
+        <w:pStyle w:val="CommandBlock"/>
+        <w:keepNext/>
+      </w:pPr>
+      <w:r>
+        <w:t>cargo init .\rust --name index_contacts --vcs none</w:t>
+      </w:r>
+    </w:p>
+    <w:p>
+      <w:pPr>
+        <w:pStyle w:val="CommandBlock"/>
+        <w:keepNext/>
+      </w:pPr>
+      <w:r>
+        <w:t>cargo add --manifest-path .\rust\Cargo.toml mysql@=28.0.3</w:t>
+      </w:r>
+    </w:p>
+    <w:p>
+      <w:pPr>
+        <w:pStyle w:val="CommandBlock"/>
+      </w:pPr>
+      <w:r>
+        <w:t>forge init .\solidity --empty --no-git --offline --force</w:t>
+      </w:r>
+    </w:p>
+    <w:p>
+      <w:pPr>
+        <w:keepNext/>
+      </w:pPr>
+    </w:p>
+    <w:p>
+      <w:r>
+        <w:t>Then type the Solidity project's settings file, foundry.toml; these scripts read and write no files, so it allows none. As in Chapter 1, notepad .\solidity\foundry.toml opens the file forge init wrote: replace its text with the file below, save it with Ctrl+S, and close Notepad.</w:t>
+      </w:r>
+    </w:p>
+    <w:p>
+      <w:pPr>
+        <w:keepNext/>
+      </w:pPr>
+    </w:p>
+    <w:p>
+      <w:pPr>
         <w:pStyle w:val="Heading3"/>
       </w:pPr>
       <w:r>
+        <w:t>solidity/foundry.toml</w:t>
+      </w:r>
+    </w:p>
+    <w:p>
+      <w:pPr>
+        <w:pStyle w:val="SourceCode"/>
+        <w:keepNext/>
+      </w:pPr>
+      <w:r>
+        <w:t>[profile.default]</w:t>
+      </w:r>
+    </w:p>
+    <w:p>
+      <w:pPr>
+        <w:pStyle w:val="SourceCode"/>
+        <w:keepNext/>
+      </w:pPr>
+      <w:r>
+        <w:t># The files in script/ are the only Solidity sources in this project.</w:t>
+      </w:r>
+    </w:p>
+    <w:p>
+      <w:pPr>
+        <w:pStyle w:val="SourceCode"/>
+        <w:keepNext/>
+      </w:pPr>
+      <w:r>
+        <w:t>src = "script"</w:t>
+      </w:r>
+    </w:p>
+    <w:p>
+      <w:pPr>
+        <w:pStyle w:val="SourceCode"/>
+        <w:keepNext/>
+      </w:pPr>
+      <w:r>
+        <w:t># forge install puts forge-std in lib/.</w:t>
+      </w:r>
+    </w:p>
+    <w:p>
+      <w:pPr>
+        <w:pStyle w:val="SourceCode"/>
+        <w:keepNext/>
+      </w:pPr>
+      <w:r>
+        <w:t>libs = ["lib"]</w:t>
+      </w:r>
+    </w:p>
+    <w:p>
+      <w:pPr>
+        <w:pStyle w:val="SourceCode"/>
+      </w:pPr>
+      <w:r>
+        <w:t># The scripts read and write no files, so no fs_permissions are needed.</w:t>
+      </w:r>
+    </w:p>
+    <w:p>
+      <w:pPr>
+        <w:keepNext/>
+      </w:pPr>
+    </w:p>
+    <w:p>
+      <w:pPr>
+        <w:pStyle w:val="Heading3"/>
+      </w:pPr>
+      <w:r>
         <w:t>Linux or macOS Project Setup</w:t>
       </w:r>
     </w:p>
@@ -1083,8 +1203,62 @@
       </w:pPr>
     </w:p>
     <w:p>
-      <w:r>
-        <w:t>Save each source and supporting file from this lesson into the matching path in the project layout. As in Chapter 1, notepad .\rust\Cargo.toml creates and opens one: choose Yes, type the file, save it with Ctrl+S, and close Notepad (on Linux or macOS, nano ./rust/Cargo.toml: type the file, then save and close it with Ctrl+O, Enter, then Ctrl+X). The Linux commands leave out the assembly folder, because Linux Assembly is deferred.</w:t>
+      <w:pPr>
+        <w:keepNext/>
+      </w:pPr>
+      <w:r>
+        <w:t>Then create the Rust and Solidity project files with the same commands as on Windows.</w:t>
+      </w:r>
+    </w:p>
+    <w:p>
+      <w:pPr>
+        <w:keepNext/>
+      </w:pPr>
+    </w:p>
+    <w:p>
+      <w:pPr>
+        <w:pStyle w:val="CommandBlock"/>
+        <w:keepNext/>
+      </w:pPr>
+      <w:r>
+        <w:t>cargo init ./rust --name index_contacts --vcs none</w:t>
+      </w:r>
+    </w:p>
+    <w:p>
+      <w:pPr>
+        <w:pStyle w:val="CommandBlock"/>
+        <w:keepNext/>
+      </w:pPr>
+      <w:r>
+        <w:t>cargo add --manifest-path ./rust/Cargo.toml mysql@=28.0.3</w:t>
+      </w:r>
+    </w:p>
+    <w:p>
+      <w:pPr>
+        <w:pStyle w:val="CommandBlock"/>
+      </w:pPr>
+      <w:r>
+        <w:t>forge init ./solidity --empty --no-git --offline --force</w:t>
+      </w:r>
+    </w:p>
+    <w:p>
+      <w:pPr>
+        <w:keepNext/>
+      </w:pPr>
+    </w:p>
+    <w:p>
+      <w:r>
+        <w:t>Type solidity/foundry.toml exactly as shown in the Windows setup.</w:t>
+      </w:r>
+    </w:p>
+    <w:p>
+      <w:pPr>
+        <w:keepNext/>
+      </w:pPr>
+    </w:p>
+    <w:p>
+      <w:r>
+        <w:t>You save each source file in its language's section below, as each is shown. As in Chapter 1, notepad .\rust\src\bin\basic_index_contacts.rs creates and opens one: choose Yes, type the file, save it with Ctrl+S, and close Notepad (on Linux or macOS, nano ./rust/src/bin/basic_index_contacts.rs: type the file, then save and close it with Ctrl+O, Enter, then Ctrl+X). The Linux commands leave out the assembly folder, because Linux Assembly is deferred.</w:t>
       </w:r>
     </w:p>
     <w:p>
@@ -1165,6 +1339,15 @@
         <w:keepNext/>
       </w:pPr>
       <w:r>
+        <w:t>Remove-Item .\rust\src\main.rs</w:t>
+      </w:r>
+    </w:p>
+    <w:p>
+      <w:pPr>
+        <w:pStyle w:val="CommandBlock"/>
+        <w:keepNext/>
+      </w:pPr>
+      <w:r>
         <w:t>curl.exe -fsSL -o .\vendor\mysql-1.9.0.tar `</w:t>
       </w:r>
     </w:p>
@@ -1231,6 +1414,15 @@
         <w:keepNext/>
       </w:pPr>
       <w:r>
+        <w:t>rm ./rust/src/main.rs</w:t>
+      </w:r>
+    </w:p>
+    <w:p>
+      <w:pPr>
+        <w:pStyle w:val="CommandBlock"/>
+        <w:keepNext/>
+      </w:pPr>
+      <w:r>
         <w:t>curl -fsSL -o ./vendor/mysql-1.9.0.tar \</w:t>
       </w:r>
     </w:p>
@@ -19392,7 +19584,7 @@
     </w:p>
     <w:p>
       <w:r>
-        <w:t>Cargo.toml names the Rust project and pins the mysql crate at exactly 28.0.3. foundry.toml is the Solidity project's settings file; these scripts read and write no files, so it allows none.</w:t>
+        <w:t>This is the file the setup commands wrote, shown here so you can check yours. Cargo.toml names the Rust project and pins the mysql crate at exactly 28.0.3. Yours has no comment lines, and its blank lines may differ; the comments here explain each part.</w:t>
       </w:r>
     </w:p>
     <w:p>
@@ -19512,77 +19704,6 @@
       </w:pPr>
       <w:r>
         <w:t>mysql = "=28.0.3"</w:t>
-      </w:r>
-    </w:p>
-    <w:p>
-      <w:pPr>
-        <w:keepNext/>
-      </w:pPr>
-    </w:p>
-    <w:p>
-      <w:pPr>
-        <w:keepNext/>
-      </w:pPr>
-    </w:p>
-    <w:p>
-      <w:pPr>
-        <w:pStyle w:val="Heading2"/>
-      </w:pPr>
-      <w:r>
-        <w:t>solidity/foundry.toml</w:t>
-      </w:r>
-    </w:p>
-    <w:p>
-      <w:pPr>
-        <w:pStyle w:val="SourceCode"/>
-        <w:keepNext/>
-      </w:pPr>
-      <w:r>
-        <w:t>[profile.default]</w:t>
-      </w:r>
-    </w:p>
-    <w:p>
-      <w:pPr>
-        <w:pStyle w:val="SourceCode"/>
-        <w:keepNext/>
-      </w:pPr>
-      <w:r>
-        <w:t># The files in script/ are the only Solidity sources in this project.</w:t>
-      </w:r>
-    </w:p>
-    <w:p>
-      <w:pPr>
-        <w:pStyle w:val="SourceCode"/>
-        <w:keepNext/>
-      </w:pPr>
-      <w:r>
-        <w:t>src = "script"</w:t>
-      </w:r>
-    </w:p>
-    <w:p>
-      <w:pPr>
-        <w:pStyle w:val="SourceCode"/>
-        <w:keepNext/>
-      </w:pPr>
-      <w:r>
-        <w:t># forge install puts forge-std in lib/.</w:t>
-      </w:r>
-    </w:p>
-    <w:p>
-      <w:pPr>
-        <w:pStyle w:val="SourceCode"/>
-        <w:keepNext/>
-      </w:pPr>
-      <w:r>
-        <w:t>libs = ["lib"]</w:t>
-      </w:r>
-    </w:p>
-    <w:p>
-      <w:pPr>
-        <w:pStyle w:val="SourceCode"/>
-      </w:pPr>
-      <w:r>
-        <w:t># The scripts read and write no files, so no fs_permissions are needed.</w:t>
       </w:r>
     </w:p>
     <w:p>
@@ -21518,31 +21639,31 @@
       </w:rPr>
     </w:lvl>
   </w:abstractNum>
-  <w:num w:numId="1" w16cid:durableId="64839068">
+  <w:num w:numId="1" w16cid:durableId="194581825">
     <w:abstractNumId w:val="8"/>
   </w:num>
-  <w:num w:numId="2" w16cid:durableId="943222469">
+  <w:num w:numId="2" w16cid:durableId="990019564">
     <w:abstractNumId w:val="6"/>
   </w:num>
-  <w:num w:numId="3" w16cid:durableId="447236637">
+  <w:num w:numId="3" w16cid:durableId="458425466">
     <w:abstractNumId w:val="5"/>
   </w:num>
-  <w:num w:numId="4" w16cid:durableId="276840891">
+  <w:num w:numId="4" w16cid:durableId="218441311">
     <w:abstractNumId w:val="4"/>
   </w:num>
-  <w:num w:numId="5" w16cid:durableId="807168477">
+  <w:num w:numId="5" w16cid:durableId="866260914">
     <w:abstractNumId w:val="7"/>
   </w:num>
-  <w:num w:numId="6" w16cid:durableId="1968926728">
+  <w:num w:numId="6" w16cid:durableId="1475295252">
     <w:abstractNumId w:val="3"/>
   </w:num>
-  <w:num w:numId="7" w16cid:durableId="1765030312">
+  <w:num w:numId="7" w16cid:durableId="1939024778">
     <w:abstractNumId w:val="2"/>
   </w:num>
-  <w:num w:numId="8" w16cid:durableId="1607153018">
+  <w:num w:numId="8" w16cid:durableId="963973072">
     <w:abstractNumId w:val="1"/>
   </w:num>
-  <w:num w:numId="9" w16cid:durableId="1816600218">
+  <w:num w:numId="9" w16cid:durableId="376048237">
     <w:abstractNumId w:val="0"/>
   </w:num>
 </w:numbering>

--- a/Volume 1/Chapter 04 - Databases/SPA_Vol1_Ch4_Lesson4_12a_Indexes_Extended.docx
+++ b/Volume 1/Chapter 04 - Databases/SPA_Vol1_Ch4_Lesson4_12a_Indexes_Extended.docx
@@ -67,10 +67,10 @@
     </w:p>
     <w:p>
       <w:r>
-        <w:t>See, from Assembly, Rust, and Erlang, how an index changes the way the server finds rows, with Lesson 4.12's statements and outputs. Every program asks the server, with EXPLAIN, how it would find Alan Turing by name, creates the index idx_contacts_name, asks again, and lists every index of both lesson tables with SHOW INDEX. The three programs print the same twelve lines as Lesson 4.12's programs. Solidity has no indexes, no EXPLAIN, and no query planner: its section builds the honest equivalent, a second m</w:t>
-      </w:r>
-      <w:r>
-        <w:t>apping that ContactBook keeps itself, and counts how many stored contacts each lookup reads with and without it.</w:t>
+        <w:t xml:space="preserve">See, from Assembly, Rust, and Erlang, how an index changes the way the server finds rows, with Lesson 4.12's statements and outputs. Every program works on its own language's two tables: it asks the server, with EXPLAIN, how it would find Alan Turing by name, creates the index on name, such as idx_contacts_rust_name, asks again, and lists every index of both lesson tables with SHOW INDEX. The three programs print the same twelve lines as Lesson 4.12's programs, each with its own tables' names. Solidity has </w:t>
+      </w:r>
+      <w:r>
+        <w:t>no indexes, no EXPLAIN, and no query planner: its section builds the honest equivalent, a second mapping that ContactBook keeps itself, and counts how many stored contacts each lookup reads with and without it.</w:t>
       </w:r>
     </w:p>
     <w:p>
@@ -132,6 +132,14 @@
         <w:pStyle w:val="ListBullet"/>
       </w:pPr>
       <w:r>
+        <w:t>Remember, each language has its own table and its own reset file: reset_contacts_assembly.sql resets contacts_assembly, and its contact_groups_assembly too. An index's name follows Lesson 4.12's rule, idx_&lt;table&gt;_&lt;column&gt;, so the Assembly programs' index on name is idx_contacts_assembly_name, Rust's idx_contacts_rust_name, and Erlang's idx_contacts_erlang_name.</w:t>
+      </w:r>
+    </w:p>
+    <w:p>
+      <w:pPr>
+        <w:pStyle w:val="ListBullet"/>
+      </w:pPr>
+      <w:r>
         <w:t>Remember, an index is a sorted copy of a column with each row's id, so the server goes straight to the rows; it never changes an answer, only how the answer is found (Lesson 4.12).</w:t>
       </w:r>
     </w:p>
@@ -148,7 +156,7 @@
         <w:pStyle w:val="ListBullet"/>
       </w:pPr>
       <w:r>
-        <w:t>Remember, CREATE INDEX builds an index once, and a second one with the same name is error 1061, Duplicate key name; MySQL has no CREATE INDEX IF NOT EXISTS, and DROP INDEX removes one index (Lesson 4.12). EXPLAIN in front of a SELECT asks for the plan instead of the rows, and FORMAT=TRADITIONAL asks for one row of 12 columns:</w:t>
+        <w:t>Remember, CREATE INDEX builds an index once, and a second one with the same name is error 1061, Duplicate key name; MySQL has no CREATE INDEX IF NOT EXISTS, and DROP INDEX removes one index (Lesson 4.12). EXPLAIN in front of a SELECT asks for the plan instead of the rows, and FORMAT=TRADITIONAL asks for one row of 12 columns. These are the Assembly programs' statements; Rust and Erlang name their own table and index:</w:t>
       </w:r>
     </w:p>
     <w:p>
@@ -162,7 +170,7 @@
         <w:keepNext/>
       </w:pPr>
       <w:r>
-        <w:t>CREATE INDEX idx_contacts_name ON contacts (name);</w:t>
+        <w:t>CREATE INDEX idx_contacts_assembly_name ON contacts_assembly (name);</w:t>
       </w:r>
     </w:p>
     <w:p>
@@ -171,7 +179,7 @@
         <w:keepNext/>
       </w:pPr>
       <w:r>
-        <w:t>DROP INDEX idx_contacts_name ON contacts;</w:t>
+        <w:t>DROP INDEX idx_contacts_assembly_name ON contacts_assembly;</w:t>
       </w:r>
     </w:p>
     <w:p>
@@ -188,7 +196,7 @@
         <w:pStyle w:val="RequiredOutput"/>
       </w:pPr>
       <w:r>
-        <w:t>SELECT id, name, email, phone FROM contacts WHERE name = ?</w:t>
+        <w:t>SELECT id, name, email, phone FROM contacts_assembly WHERE name = ?</w:t>
       </w:r>
     </w:p>
     <w:p>
@@ -388,7 +396,7 @@
         <w:keepNext/>
       </w:pPr>
       <w:r>
-        <w:t>CREATE INDEX idx_contacts_name        createNameIndex fills idsByName</w:t>
+        <w:t>CREATE INDEX on name                  createNameIndex fills idsByName</w:t>
       </w:r>
     </w:p>
     <w:p>
@@ -512,7 +520,7 @@
         <w:keepNext/>
       </w:pPr>
       <w:r>
-        <w:t>Setup: Reset contacts and contact_groups (Lesson 4.12's Data Reset, No Index)</w:t>
+        <w:t>Setup: Reset Each Language's Two Tables (Lesson 4.12's Data Reset, No Index)</w:t>
       </w:r>
     </w:p>
     <w:p>
@@ -548,7 +556,7 @@
         <w:keepNext/>
       </w:pPr>
       <w:r>
-        <w:t>EXPLAIN the Lookup by Name, Then CREATE INDEX idx_contacts_name, Then Again</w:t>
+        <w:t>EXPLAIN the Lookup by Name, Then CREATE INDEX on name, Then Again</w:t>
       </w:r>
     </w:p>
     <w:p>
@@ -566,7 +574,7 @@
         <w:keepNext/>
       </w:pPr>
       <w:r>
-        <w:t>SHOW INDEX FROM contacts and contact_groups: Four Indexes and Two</w:t>
+        <w:t>SHOW INDEX FROM the Language's Two Tables: Four Indexes and Two</w:t>
       </w:r>
     </w:p>
     <w:p>
@@ -632,7 +640,7 @@
         <w:pStyle w:val="ListBullet"/>
       </w:pPr>
       <w:r>
-        <w:t>Project Setup's Data Reset is Lesson 4.12's, unchanged: it drops contacts, then contact_groups, creates both again as Lesson 4.11 defines them, and inserts Lesson 4.6's three contacts with no group. Dropping contacts drops idx_contacts_name, so every Assembly, Rust, and Erlang Build and Run block, which runs the reset file again before its program, starts without it.</w:t>
+        <w:t>Project Setup's Data Reset is Lesson 4.12's, with one file for each language: each drops that language's contacts table, then its contact_groups table, creates both again as Lesson 4.11 defines them, and inserts Lesson 4.6's three contacts with no group. Dropping contacts_assembly drops idx_contacts_assembly_name, so every Assembly, Rust, and Erlang Build and Run block, which runs its own language's reset file again before its program, starts without the index.</w:t>
       </w:r>
     </w:p>
     <w:p>
@@ -648,7 +656,10 @@
         <w:pStyle w:val="ListBullet"/>
       </w:pPr>
       <w:r>
-        <w:t>Every program asks for EXPLAIN FORMAT=TRADITIONAL SELECT id, name, email, phone FROM contacts WHERE name = ? with Alan Turing as the parameter, prints only type and key, then sends CREATE INDEX idx_contacts_name ON contacts (name), asks again, and lists SHOW INDEX FROM contacts and SHOW INDEX FROM contact_groups. These are Lesson 4.12's twelve lines, word for word.</w:t>
+        <w:t>Every program asks for EXPLAIN FORMAT=TRADITIONAL SELECT id, name, email, phone FROM contacts_assembly WHERE name = ?, with its own language's table, and Alan Turing as the parameter, prints only type and key, then sends CREATE INDEX idx_contacts_assembly_name ON contacts_assembly (name), with its own names, asks again, and lists SHOW INDEX FROM contacts_assembly and SHOW INDEX FROM contact_groups_assembly. These are Lesson 4.12's twelve lines, word for word, apart from each language's table and index names</w:t>
+      </w:r>
+      <w:r>
+        <w:t>.</w:t>
       </w:r>
     </w:p>
     <w:p>
@@ -718,7 +729,25 @@
         <w:keepNext/>
       </w:pPr>
       <w:r>
-        <w:t xml:space="preserve">  sql/reset_contacts.sql</w:t>
+        <w:t xml:space="preserve">  sql/reset_contacts_assembly.sql</w:t>
+      </w:r>
+    </w:p>
+    <w:p>
+      <w:pPr>
+        <w:pStyle w:val="CommandBlock"/>
+        <w:keepNext/>
+      </w:pPr>
+      <w:r>
+        <w:t xml:space="preserve">  sql/reset_contacts_rust.sql</w:t>
+      </w:r>
+    </w:p>
+    <w:p>
+      <w:pPr>
+        <w:pStyle w:val="CommandBlock"/>
+        <w:keepNext/>
+      </w:pPr>
+      <w:r>
+        <w:t xml:space="preserve">  sql/reset_contacts_erlang.sql</w:t>
       </w:r>
     </w:p>
     <w:p>
@@ -1689,10 +1718,13 @@
     </w:p>
     <w:p>
       <w:r>
-        <w:t>This is Lesson 4.12's Data Reset, unchanged. It resets both lesson tables to Lesson 4.11's known state: it drops contacts and contact_groups, with any rows and any index earlier lessons or your own experiments left on them, creates contact_groups empty, creates contacts with Lesson 4.4's four columns plus group_id and its foreign key, and inserts Lesson 4.6's three contacts, none of them in a group. Dropping a table drops its indexes, so after the reset contacts has no index on name. The programs create tha</w:t>
-      </w:r>
-      <w:r>
-        <w:t>t index, so every run must start from exactly this state; that is why every Assembly, Rust, and Erlang Build and Run block runs this file again. The rows it removes were practice rows; the Chapter 4 project keeps its own data and never resets it.</w:t>
+        <w:t>This is Lesson 4.12's Data Reset, with one file for each of this lesson's languages. Each file resets its language's two tables to Lesson 4.11's known state; reset_contacts_assembly.sql drops contacts_assembly and contact_groups_assembly, with any rows and any index earlier lessons or your own experiments left on them, creates contact_groups_assembly empty, creates contacts_assembly with Lesson 4.4's four columns plus group_id and its foreign key, and inserts Lesson 4.6's three contacts, none of them in a g</w:t>
+      </w:r>
+      <w:r>
+        <w:t xml:space="preserve">roup. Remember, each language keeps its own tables, so running one file never changes another language's rows; the three files differ only in the language's name. Dropping a table drops its indexes, so after the reset contacts_assembly has no index on name. The programs create that index, so every run must start from exactly this state; that is why every Assembly, Rust, and Erlang Build and Run block runs its own language's file again. The rows it removes were practice rows; the Chapter 4 project keeps its </w:t>
+      </w:r>
+      <w:r>
+        <w:t>own data and never resets it.</w:t>
       </w:r>
     </w:p>
     <w:p>
@@ -1715,102 +1747,118 @@
         <w:pStyle w:val="Heading3"/>
       </w:pPr>
       <w:r>
-        <w:t>sql/reset_contacts.sql</w:t>
-      </w:r>
-    </w:p>
-    <w:p>
-      <w:pPr>
-        <w:pStyle w:val="SourceCode"/>
-        <w:keepNext/>
-      </w:pPr>
-      <w:r>
-        <w:t>-- Lesson 4.12's known state: Lesson 4.11's two tables, rebuilt. This file</w:t>
-      </w:r>
-    </w:p>
-    <w:p>
-      <w:pPr>
-        <w:pStyle w:val="SourceCode"/>
-        <w:keepNext/>
-      </w:pPr>
-      <w:r>
-        <w:t>-- drops both lesson tables, with any rows and any index earlier lessons or</w:t>
-      </w:r>
-    </w:p>
-    <w:p>
-      <w:pPr>
-        <w:pStyle w:val="SourceCode"/>
-      </w:pPr>
-      <w:r>
-        <w:t>-- your own experiments left on them, and builds them again: an empty</w:t>
-      </w:r>
-    </w:p>
-    <w:p>
-      <w:pPr>
-        <w:pStyle w:val="SourceCode"/>
-      </w:pPr>
-      <w:r>
-        <w:t>-- contact_groups table, and the contacts table with Lesson 4.6's three</w:t>
-      </w:r>
-    </w:p>
-    <w:p>
-      <w:pPr>
-        <w:pStyle w:val="SourceCode"/>
-      </w:pPr>
-      <w:r>
-        <w:t>-- contacts. Dropping a table drops its indexes too, so after this file</w:t>
-      </w:r>
-    </w:p>
-    <w:p>
-      <w:pPr>
-        <w:pStyle w:val="SourceCode"/>
-      </w:pPr>
-      <w:r>
-        <w:t>-- contacts has no index on name.</w:t>
-      </w:r>
-    </w:p>
-    <w:p>
-      <w:pPr>
-        <w:pStyle w:val="SourceCode"/>
-      </w:pPr>
-    </w:p>
-    <w:p>
-      <w:pPr>
-        <w:pStyle w:val="SourceCode"/>
-      </w:pPr>
-      <w:r>
-        <w:t>-- Remember, contacts goes first: its foreign key points at</w:t>
-      </w:r>
-    </w:p>
-    <w:p>
-      <w:pPr>
-        <w:pStyle w:val="SourceCode"/>
-      </w:pPr>
-      <w:r>
-        <w:t>-- contact_groups, and the server refuses to drop a table that a foreign</w:t>
-      </w:r>
-    </w:p>
-    <w:p>
-      <w:pPr>
-        <w:pStyle w:val="SourceCode"/>
-      </w:pPr>
-      <w:r>
-        <w:t>-- key still points at (Lesson 4.11). IF EXISTS skips a missing table.</w:t>
-      </w:r>
-    </w:p>
-    <w:p>
-      <w:pPr>
-        <w:pStyle w:val="SourceCode"/>
-      </w:pPr>
-      <w:r>
-        <w:t>DROP TABLE IF EXISTS contacts;</w:t>
-      </w:r>
-    </w:p>
-    <w:p>
-      <w:pPr>
-        <w:pStyle w:val="SourceCode"/>
-      </w:pPr>
-      <w:r>
-        <w:t>DROP TABLE IF EXISTS contact_groups;</w:t>
+        <w:t>sql/reset_contacts_assembly.sql</w:t>
+      </w:r>
+    </w:p>
+    <w:p>
+      <w:pPr>
+        <w:pStyle w:val="SourceCode"/>
+        <w:keepNext/>
+      </w:pPr>
+      <w:r>
+        <w:t>-- Lesson 4.12's known state for the Assembly programs: Lesson 4.11's two</w:t>
+      </w:r>
+    </w:p>
+    <w:p>
+      <w:pPr>
+        <w:pStyle w:val="SourceCode"/>
+        <w:keepNext/>
+      </w:pPr>
+      <w:r>
+        <w:t>-- tables, rebuilt, with Assembly's own names. Remember, each language keeps</w:t>
+      </w:r>
+    </w:p>
+    <w:p>
+      <w:pPr>
+        <w:pStyle w:val="SourceCode"/>
+      </w:pPr>
+      <w:r>
+        <w:t>-- its own tables. This file drops both, with any rows and any index earlier</w:t>
+      </w:r>
+    </w:p>
+    <w:p>
+      <w:pPr>
+        <w:pStyle w:val="SourceCode"/>
+      </w:pPr>
+      <w:r>
+        <w:t>-- lessons or your own experiments left on them, and builds them again: an</w:t>
+      </w:r>
+    </w:p>
+    <w:p>
+      <w:pPr>
+        <w:pStyle w:val="SourceCode"/>
+      </w:pPr>
+      <w:r>
+        <w:t>-- empty contact_groups_assembly table, and contacts_assembly with Lesson</w:t>
+      </w:r>
+    </w:p>
+    <w:p>
+      <w:pPr>
+        <w:pStyle w:val="SourceCode"/>
+      </w:pPr>
+      <w:r>
+        <w:t>-- 4.6's three contacts. Dropping a table drops its indexes too, so after</w:t>
+      </w:r>
+    </w:p>
+    <w:p>
+      <w:pPr>
+        <w:pStyle w:val="SourceCode"/>
+      </w:pPr>
+      <w:r>
+        <w:t>-- this file contacts_assembly has no index on name.</w:t>
+      </w:r>
+    </w:p>
+    <w:p>
+      <w:pPr>
+        <w:pStyle w:val="SourceCode"/>
+      </w:pPr>
+    </w:p>
+    <w:p>
+      <w:pPr>
+        <w:pStyle w:val="SourceCode"/>
+      </w:pPr>
+      <w:r>
+        <w:t>-- Remember, contacts_assembly goes first: its foreign key points at</w:t>
+      </w:r>
+    </w:p>
+    <w:p>
+      <w:pPr>
+        <w:pStyle w:val="SourceCode"/>
+      </w:pPr>
+      <w:r>
+        <w:t>-- contact_groups_assembly, and the server refuses to drop a table that a</w:t>
+      </w:r>
+    </w:p>
+    <w:p>
+      <w:pPr>
+        <w:pStyle w:val="SourceCode"/>
+      </w:pPr>
+      <w:r>
+        <w:t>-- foreign key still points at (Lesson 4.11). IF EXISTS skips a missing</w:t>
+      </w:r>
+    </w:p>
+    <w:p>
+      <w:pPr>
+        <w:pStyle w:val="SourceCode"/>
+      </w:pPr>
+      <w:r>
+        <w:t>-- table.</w:t>
+      </w:r>
+    </w:p>
+    <w:p>
+      <w:pPr>
+        <w:pStyle w:val="SourceCode"/>
+      </w:pPr>
+      <w:r>
+        <w:t>DROP TABLE IF EXISTS contacts_assembly;</w:t>
+      </w:r>
+    </w:p>
+    <w:p>
+      <w:pPr>
+        <w:pStyle w:val="SourceCode"/>
+      </w:pPr>
+      <w:r>
+        <w:t>DROP TABLE IF EXISTS contact_groups_assembly;</w:t>
       </w:r>
     </w:p>
     <w:p>
@@ -1839,7 +1887,7 @@
         <w:pStyle w:val="SourceCode"/>
       </w:pPr>
       <w:r>
-        <w:t>CREATE TABLE contact_groups (</w:t>
+        <w:t>CREATE TABLE contact_groups_assembly (</w:t>
       </w:r>
     </w:p>
     <w:p>
@@ -1900,7 +1948,7 @@
         <w:pStyle w:val="SourceCode"/>
       </w:pPr>
       <w:r>
-        <w:t>CREATE TABLE contacts (</w:t>
+        <w:t>CREATE TABLE contacts_assembly (</w:t>
       </w:r>
     </w:p>
     <w:p>
@@ -1948,7 +1996,7 @@
         <w:pStyle w:val="SourceCode"/>
       </w:pPr>
       <w:r>
-        <w:t xml:space="preserve">    FOREIGN KEY (group_id) REFERENCES contact_groups (id)</w:t>
+        <w:t xml:space="preserve">    FOREIGN KEY (group_id) REFERENCES contact_groups_assembly (id)</w:t>
       </w:r>
     </w:p>
     <w:p>
@@ -1977,7 +2025,7 @@
         <w:pStyle w:val="SourceCode"/>
       </w:pPr>
       <w:r>
-        <w:t>INSERT INTO contacts (name, email, phone)</w:t>
+        <w:t>INSERT INTO contacts_assembly (name, email, phone)</w:t>
       </w:r>
     </w:p>
     <w:p>
@@ -1993,7 +2041,7 @@
         <w:pStyle w:val="SourceCode"/>
       </w:pPr>
       <w:r>
-        <w:t>INSERT INTO contacts (name, email, phone)</w:t>
+        <w:t>INSERT INTO contacts_assembly (name, email, phone)</w:t>
       </w:r>
     </w:p>
     <w:p>
@@ -2011,7 +2059,7 @@
         <w:keepNext/>
       </w:pPr>
       <w:r>
-        <w:t>INSERT INTO contacts (name, email, phone)</w:t>
+        <w:t>INSERT INTO contacts_assembly (name, email, phone)</w:t>
       </w:r>
     </w:p>
     <w:p>
@@ -2028,20 +2076,689 @@
       </w:pPr>
     </w:p>
     <w:p>
-      <w:r>
-        <w:t>The first client command is Lesson 4.2's CREATE DATABASE IF NOT EXISTS spa_contacts, so this lesson works even if you start here. The second runs the file with source, the mysql client's own command, which it accepts from -e only with --commands; on Linux or macOS, &lt; sends the file to the client instead (Lesson 4.6). The third shows the contacts table. Remember, MYSQL_PWD lasts only until the block's last line, -D names the database, and -t prints the answer as a table.</w:t>
-      </w:r>
-    </w:p>
-    <w:p>
-      <w:pPr>
-        <w:keepNext/>
-      </w:pPr>
-    </w:p>
-    <w:p>
       <w:pPr>
         <w:pStyle w:val="Heading3"/>
       </w:pPr>
       <w:r>
+        <w:t>sql/reset_contacts_rust.sql</w:t>
+      </w:r>
+    </w:p>
+    <w:p>
+      <w:pPr>
+        <w:pStyle w:val="SourceCode"/>
+        <w:keepNext/>
+      </w:pPr>
+      <w:r>
+        <w:t>-- Lesson 4.12's known state for the Rust programs: Lesson 4.11's two</w:t>
+      </w:r>
+    </w:p>
+    <w:p>
+      <w:pPr>
+        <w:pStyle w:val="SourceCode"/>
+        <w:keepNext/>
+      </w:pPr>
+      <w:r>
+        <w:t>-- tables, rebuilt, with Rust's own names. Remember, each language keeps its</w:t>
+      </w:r>
+    </w:p>
+    <w:p>
+      <w:pPr>
+        <w:pStyle w:val="SourceCode"/>
+      </w:pPr>
+      <w:r>
+        <w:t>-- own tables. This file drops both, with any rows and any index earlier</w:t>
+      </w:r>
+    </w:p>
+    <w:p>
+      <w:pPr>
+        <w:pStyle w:val="SourceCode"/>
+      </w:pPr>
+      <w:r>
+        <w:t>-- lessons or your own experiments left on them, and builds them again: an</w:t>
+      </w:r>
+    </w:p>
+    <w:p>
+      <w:pPr>
+        <w:pStyle w:val="SourceCode"/>
+      </w:pPr>
+      <w:r>
+        <w:t>-- empty contact_groups_rust table, and contacts_rust with Lesson 4.6's</w:t>
+      </w:r>
+    </w:p>
+    <w:p>
+      <w:pPr>
+        <w:pStyle w:val="SourceCode"/>
+      </w:pPr>
+      <w:r>
+        <w:t>-- three contacts. Dropping a table drops its indexes too, so after this</w:t>
+      </w:r>
+    </w:p>
+    <w:p>
+      <w:pPr>
+        <w:pStyle w:val="SourceCode"/>
+      </w:pPr>
+      <w:r>
+        <w:t>-- file contacts_rust has no index on name.</w:t>
+      </w:r>
+    </w:p>
+    <w:p>
+      <w:pPr>
+        <w:pStyle w:val="SourceCode"/>
+      </w:pPr>
+    </w:p>
+    <w:p>
+      <w:pPr>
+        <w:pStyle w:val="SourceCode"/>
+      </w:pPr>
+      <w:r>
+        <w:t>-- Remember, contacts_rust goes first: its foreign key points at</w:t>
+      </w:r>
+    </w:p>
+    <w:p>
+      <w:pPr>
+        <w:pStyle w:val="SourceCode"/>
+      </w:pPr>
+      <w:r>
+        <w:t>-- contact_groups_rust, and the server refuses to drop a table that a</w:t>
+      </w:r>
+    </w:p>
+    <w:p>
+      <w:pPr>
+        <w:pStyle w:val="SourceCode"/>
+      </w:pPr>
+      <w:r>
+        <w:t>-- foreign key still points at (Lesson 4.11). IF EXISTS skips a missing</w:t>
+      </w:r>
+    </w:p>
+    <w:p>
+      <w:pPr>
+        <w:pStyle w:val="SourceCode"/>
+      </w:pPr>
+      <w:r>
+        <w:t>-- table.</w:t>
+      </w:r>
+    </w:p>
+    <w:p>
+      <w:pPr>
+        <w:pStyle w:val="SourceCode"/>
+      </w:pPr>
+      <w:r>
+        <w:t>DROP TABLE IF EXISTS contacts_rust;</w:t>
+      </w:r>
+    </w:p>
+    <w:p>
+      <w:pPr>
+        <w:pStyle w:val="SourceCode"/>
+      </w:pPr>
+      <w:r>
+        <w:t>DROP TABLE IF EXISTS contact_groups_rust;</w:t>
+      </w:r>
+    </w:p>
+    <w:p>
+      <w:pPr>
+        <w:pStyle w:val="SourceCode"/>
+      </w:pPr>
+    </w:p>
+    <w:p>
+      <w:pPr>
+        <w:pStyle w:val="SourceCode"/>
+      </w:pPr>
+      <w:r>
+        <w:t>-- Remember, one row per group (Lesson 4.11). UNIQUE refuses a second</w:t>
+      </w:r>
+    </w:p>
+    <w:p>
+      <w:pPr>
+        <w:pStyle w:val="SourceCode"/>
+      </w:pPr>
+      <w:r>
+        <w:t>-- group with the same name, and the server keeps an index to check it.</w:t>
+      </w:r>
+    </w:p>
+    <w:p>
+      <w:pPr>
+        <w:pStyle w:val="SourceCode"/>
+      </w:pPr>
+      <w:r>
+        <w:t>CREATE TABLE contact_groups_rust (</w:t>
+      </w:r>
+    </w:p>
+    <w:p>
+      <w:pPr>
+        <w:pStyle w:val="SourceCode"/>
+      </w:pPr>
+      <w:r>
+        <w:t xml:space="preserve">    id   INT AUTO_INCREMENT PRIMARY KEY,</w:t>
+      </w:r>
+    </w:p>
+    <w:p>
+      <w:pPr>
+        <w:pStyle w:val="SourceCode"/>
+      </w:pPr>
+      <w:r>
+        <w:t xml:space="preserve">    name VARCHAR(50) NOT NULL UNIQUE</w:t>
+      </w:r>
+    </w:p>
+    <w:p>
+      <w:pPr>
+        <w:pStyle w:val="SourceCode"/>
+      </w:pPr>
+      <w:r>
+        <w:t>) CHARACTER SET utf8mb4;</w:t>
+      </w:r>
+    </w:p>
+    <w:p>
+      <w:pPr>
+        <w:pStyle w:val="SourceCode"/>
+      </w:pPr>
+    </w:p>
+    <w:p>
+      <w:pPr>
+        <w:pStyle w:val="SourceCode"/>
+      </w:pPr>
+      <w:r>
+        <w:t>-- Remember, Lesson 4.4's contacts table with Lesson 4.11's group_id.</w:t>
+      </w:r>
+    </w:p>
+    <w:p>
+      <w:pPr>
+        <w:pStyle w:val="SourceCode"/>
+      </w:pPr>
+      <w:r>
+        <w:t>-- The PRIMARY KEY, the UNIQUE email, and the FOREIGN KEY each come with</w:t>
+      </w:r>
+    </w:p>
+    <w:p>
+      <w:pPr>
+        <w:pStyle w:val="SourceCode"/>
+      </w:pPr>
+      <w:r>
+        <w:t>-- an index the server builds by itself; this lesson's programs list them.</w:t>
+      </w:r>
+    </w:p>
+    <w:p>
+      <w:pPr>
+        <w:pStyle w:val="SourceCode"/>
+      </w:pPr>
+      <w:r>
+        <w:t>CREATE TABLE contacts_rust (</w:t>
+      </w:r>
+    </w:p>
+    <w:p>
+      <w:pPr>
+        <w:pStyle w:val="SourceCode"/>
+      </w:pPr>
+      <w:r>
+        <w:t xml:space="preserve">    id       INT AUTO_INCREMENT PRIMARY KEY,</w:t>
+      </w:r>
+    </w:p>
+    <w:p>
+      <w:pPr>
+        <w:pStyle w:val="SourceCode"/>
+      </w:pPr>
+      <w:r>
+        <w:t xml:space="preserve">    name     VARCHAR(100) NOT NULL,</w:t>
+      </w:r>
+    </w:p>
+    <w:p>
+      <w:pPr>
+        <w:pStyle w:val="SourceCode"/>
+      </w:pPr>
+      <w:r>
+        <w:t xml:space="preserve">    email    VARCHAR(254) NOT NULL UNIQUE,</w:t>
+      </w:r>
+    </w:p>
+    <w:p>
+      <w:pPr>
+        <w:pStyle w:val="SourceCode"/>
+      </w:pPr>
+      <w:r>
+        <w:t xml:space="preserve">    phone    VARCHAR(20)  NULL,</w:t>
+      </w:r>
+    </w:p>
+    <w:p>
+      <w:pPr>
+        <w:pStyle w:val="SourceCode"/>
+      </w:pPr>
+      <w:r>
+        <w:t xml:space="preserve">    group_id INT          NULL,</w:t>
+      </w:r>
+    </w:p>
+    <w:p>
+      <w:pPr>
+        <w:pStyle w:val="SourceCode"/>
+      </w:pPr>
+      <w:r>
+        <w:t xml:space="preserve">    FOREIGN KEY (group_id) REFERENCES contact_groups_rust (id)</w:t>
+      </w:r>
+    </w:p>
+    <w:p>
+      <w:pPr>
+        <w:pStyle w:val="SourceCode"/>
+      </w:pPr>
+      <w:r>
+        <w:t>) CHARACTER SET utf8mb4;</w:t>
+      </w:r>
+    </w:p>
+    <w:p>
+      <w:pPr>
+        <w:pStyle w:val="SourceCode"/>
+      </w:pPr>
+    </w:p>
+    <w:p>
+      <w:pPr>
+        <w:pStyle w:val="SourceCode"/>
+      </w:pPr>
+      <w:r>
+        <w:t>-- Lesson 4.6's three contacts, ids 1, 2, 3, none of them in a group.</w:t>
+      </w:r>
+    </w:p>
+    <w:p>
+      <w:pPr>
+        <w:pStyle w:val="SourceCode"/>
+      </w:pPr>
+      <w:r>
+        <w:t>INSERT INTO contacts_rust (name, email, phone)</w:t>
+      </w:r>
+    </w:p>
+    <w:p>
+      <w:pPr>
+        <w:pStyle w:val="SourceCode"/>
+      </w:pPr>
+      <w:r>
+        <w:t xml:space="preserve">    VALUES ('Ada Lovelace', 'ada@example.com', '555-0100');</w:t>
+      </w:r>
+    </w:p>
+    <w:p>
+      <w:pPr>
+        <w:pStyle w:val="SourceCode"/>
+      </w:pPr>
+      <w:r>
+        <w:t>INSERT INTO contacts_rust (name, email, phone)</w:t>
+      </w:r>
+    </w:p>
+    <w:p>
+      <w:pPr>
+        <w:pStyle w:val="SourceCode"/>
+        <w:keepNext/>
+      </w:pPr>
+      <w:r>
+        <w:t xml:space="preserve">    VALUES ('Grace Hopper', 'grace@example.com', NULL);</w:t>
+      </w:r>
+    </w:p>
+    <w:p>
+      <w:pPr>
+        <w:pStyle w:val="SourceCode"/>
+        <w:keepNext/>
+      </w:pPr>
+      <w:r>
+        <w:t>INSERT INTO contacts_rust (name, email, phone)</w:t>
+      </w:r>
+    </w:p>
+    <w:p>
+      <w:pPr>
+        <w:pStyle w:val="SourceCode"/>
+      </w:pPr>
+      <w:r>
+        <w:t xml:space="preserve">    VALUES ('Alan Turing', 'alan@example.com', '555-0102');</w:t>
+      </w:r>
+    </w:p>
+    <w:p>
+      <w:pPr>
+        <w:keepNext/>
+      </w:pPr>
+    </w:p>
+    <w:p>
+      <w:pPr>
+        <w:pStyle w:val="Heading3"/>
+      </w:pPr>
+      <w:r>
+        <w:t>sql/reset_contacts_erlang.sql</w:t>
+      </w:r>
+    </w:p>
+    <w:p>
+      <w:pPr>
+        <w:pStyle w:val="SourceCode"/>
+        <w:keepNext/>
+      </w:pPr>
+      <w:r>
+        <w:t>-- Lesson 4.12's known state for the Erlang programs: Lesson 4.11's two</w:t>
+      </w:r>
+    </w:p>
+    <w:p>
+      <w:pPr>
+        <w:pStyle w:val="SourceCode"/>
+        <w:keepNext/>
+      </w:pPr>
+      <w:r>
+        <w:t>-- tables, rebuilt, with Erlang's own names. Remember, each language keeps</w:t>
+      </w:r>
+    </w:p>
+    <w:p>
+      <w:pPr>
+        <w:pStyle w:val="SourceCode"/>
+      </w:pPr>
+      <w:r>
+        <w:t>-- its own tables. This file drops both, with any rows and any index earlier</w:t>
+      </w:r>
+    </w:p>
+    <w:p>
+      <w:pPr>
+        <w:pStyle w:val="SourceCode"/>
+      </w:pPr>
+      <w:r>
+        <w:t>-- lessons or your own experiments left on them, and builds them again: an</w:t>
+      </w:r>
+    </w:p>
+    <w:p>
+      <w:pPr>
+        <w:pStyle w:val="SourceCode"/>
+      </w:pPr>
+      <w:r>
+        <w:t>-- empty contact_groups_erlang table, and contacts_erlang with Lesson 4.6's</w:t>
+      </w:r>
+    </w:p>
+    <w:p>
+      <w:pPr>
+        <w:pStyle w:val="SourceCode"/>
+      </w:pPr>
+      <w:r>
+        <w:t>-- three contacts. Dropping a table drops its indexes too, so after this</w:t>
+      </w:r>
+    </w:p>
+    <w:p>
+      <w:pPr>
+        <w:pStyle w:val="SourceCode"/>
+      </w:pPr>
+      <w:r>
+        <w:t>-- file contacts_erlang has no index on name.</w:t>
+      </w:r>
+    </w:p>
+    <w:p>
+      <w:pPr>
+        <w:pStyle w:val="SourceCode"/>
+      </w:pPr>
+    </w:p>
+    <w:p>
+      <w:pPr>
+        <w:pStyle w:val="SourceCode"/>
+      </w:pPr>
+      <w:r>
+        <w:t>-- Remember, contacts_erlang goes first: its foreign key points at</w:t>
+      </w:r>
+    </w:p>
+    <w:p>
+      <w:pPr>
+        <w:pStyle w:val="SourceCode"/>
+      </w:pPr>
+      <w:r>
+        <w:t>-- contact_groups_erlang, and the server refuses to drop a table that a</w:t>
+      </w:r>
+    </w:p>
+    <w:p>
+      <w:pPr>
+        <w:pStyle w:val="SourceCode"/>
+      </w:pPr>
+      <w:r>
+        <w:t>-- foreign key still points at (Lesson 4.11). IF EXISTS skips a missing</w:t>
+      </w:r>
+    </w:p>
+    <w:p>
+      <w:pPr>
+        <w:pStyle w:val="SourceCode"/>
+      </w:pPr>
+      <w:r>
+        <w:t>-- table.</w:t>
+      </w:r>
+    </w:p>
+    <w:p>
+      <w:pPr>
+        <w:pStyle w:val="SourceCode"/>
+      </w:pPr>
+      <w:r>
+        <w:t>DROP TABLE IF EXISTS contacts_erlang;</w:t>
+      </w:r>
+    </w:p>
+    <w:p>
+      <w:pPr>
+        <w:pStyle w:val="SourceCode"/>
+      </w:pPr>
+      <w:r>
+        <w:t>DROP TABLE IF EXISTS contact_groups_erlang;</w:t>
+      </w:r>
+    </w:p>
+    <w:p>
+      <w:pPr>
+        <w:pStyle w:val="SourceCode"/>
+      </w:pPr>
+    </w:p>
+    <w:p>
+      <w:pPr>
+        <w:pStyle w:val="SourceCode"/>
+      </w:pPr>
+      <w:r>
+        <w:t>-- Remember, one row per group (Lesson 4.11). UNIQUE refuses a second</w:t>
+      </w:r>
+    </w:p>
+    <w:p>
+      <w:pPr>
+        <w:pStyle w:val="SourceCode"/>
+      </w:pPr>
+      <w:r>
+        <w:t>-- group with the same name, and the server keeps an index to check it.</w:t>
+      </w:r>
+    </w:p>
+    <w:p>
+      <w:pPr>
+        <w:pStyle w:val="SourceCode"/>
+      </w:pPr>
+      <w:r>
+        <w:t>CREATE TABLE contact_groups_erlang (</w:t>
+      </w:r>
+    </w:p>
+    <w:p>
+      <w:pPr>
+        <w:pStyle w:val="SourceCode"/>
+      </w:pPr>
+      <w:r>
+        <w:t xml:space="preserve">    id   INT AUTO_INCREMENT PRIMARY KEY,</w:t>
+      </w:r>
+    </w:p>
+    <w:p>
+      <w:pPr>
+        <w:pStyle w:val="SourceCode"/>
+      </w:pPr>
+      <w:r>
+        <w:t xml:space="preserve">    name VARCHAR(50) NOT NULL UNIQUE</w:t>
+      </w:r>
+    </w:p>
+    <w:p>
+      <w:pPr>
+        <w:pStyle w:val="SourceCode"/>
+      </w:pPr>
+      <w:r>
+        <w:t>) CHARACTER SET utf8mb4;</w:t>
+      </w:r>
+    </w:p>
+    <w:p>
+      <w:pPr>
+        <w:pStyle w:val="SourceCode"/>
+      </w:pPr>
+    </w:p>
+    <w:p>
+      <w:pPr>
+        <w:pStyle w:val="SourceCode"/>
+      </w:pPr>
+      <w:r>
+        <w:t>-- Remember, Lesson 4.4's contacts table with Lesson 4.11's group_id.</w:t>
+      </w:r>
+    </w:p>
+    <w:p>
+      <w:pPr>
+        <w:pStyle w:val="SourceCode"/>
+      </w:pPr>
+      <w:r>
+        <w:t>-- The PRIMARY KEY, the UNIQUE email, and the FOREIGN KEY each come with</w:t>
+      </w:r>
+    </w:p>
+    <w:p>
+      <w:pPr>
+        <w:pStyle w:val="SourceCode"/>
+      </w:pPr>
+      <w:r>
+        <w:t>-- an index the server builds by itself; this lesson's programs list them.</w:t>
+      </w:r>
+    </w:p>
+    <w:p>
+      <w:pPr>
+        <w:pStyle w:val="SourceCode"/>
+      </w:pPr>
+      <w:r>
+        <w:t>CREATE TABLE contacts_erlang (</w:t>
+      </w:r>
+    </w:p>
+    <w:p>
+      <w:pPr>
+        <w:pStyle w:val="SourceCode"/>
+      </w:pPr>
+      <w:r>
+        <w:t xml:space="preserve">    id       INT AUTO_INCREMENT PRIMARY KEY,</w:t>
+      </w:r>
+    </w:p>
+    <w:p>
+      <w:pPr>
+        <w:pStyle w:val="SourceCode"/>
+      </w:pPr>
+      <w:r>
+        <w:t xml:space="preserve">    name     VARCHAR(100) NOT NULL,</w:t>
+      </w:r>
+    </w:p>
+    <w:p>
+      <w:pPr>
+        <w:pStyle w:val="SourceCode"/>
+      </w:pPr>
+      <w:r>
+        <w:t xml:space="preserve">    email    VARCHAR(254) NOT NULL UNIQUE,</w:t>
+      </w:r>
+    </w:p>
+    <w:p>
+      <w:pPr>
+        <w:pStyle w:val="SourceCode"/>
+      </w:pPr>
+      <w:r>
+        <w:t xml:space="preserve">    phone    VARCHAR(20)  NULL,</w:t>
+      </w:r>
+    </w:p>
+    <w:p>
+      <w:pPr>
+        <w:pStyle w:val="SourceCode"/>
+      </w:pPr>
+      <w:r>
+        <w:t xml:space="preserve">    group_id INT          NULL,</w:t>
+      </w:r>
+    </w:p>
+    <w:p>
+      <w:pPr>
+        <w:pStyle w:val="SourceCode"/>
+      </w:pPr>
+      <w:r>
+        <w:t xml:space="preserve">    FOREIGN KEY (group_id) REFERENCES contact_groups_erlang (id)</w:t>
+      </w:r>
+    </w:p>
+    <w:p>
+      <w:pPr>
+        <w:pStyle w:val="SourceCode"/>
+      </w:pPr>
+      <w:r>
+        <w:t>) CHARACTER SET utf8mb4;</w:t>
+      </w:r>
+    </w:p>
+    <w:p>
+      <w:pPr>
+        <w:pStyle w:val="SourceCode"/>
+      </w:pPr>
+    </w:p>
+    <w:p>
+      <w:pPr>
+        <w:pStyle w:val="SourceCode"/>
+      </w:pPr>
+      <w:r>
+        <w:t>-- Lesson 4.6's three contacts, ids 1, 2, 3, none of them in a group.</w:t>
+      </w:r>
+    </w:p>
+    <w:p>
+      <w:pPr>
+        <w:pStyle w:val="SourceCode"/>
+      </w:pPr>
+      <w:r>
+        <w:t>INSERT INTO contacts_erlang (name, email, phone)</w:t>
+      </w:r>
+    </w:p>
+    <w:p>
+      <w:pPr>
+        <w:pStyle w:val="SourceCode"/>
+      </w:pPr>
+      <w:r>
+        <w:t xml:space="preserve">    VALUES ('Ada Lovelace', 'ada@example.com', '555-0100');</w:t>
+      </w:r>
+    </w:p>
+    <w:p>
+      <w:pPr>
+        <w:pStyle w:val="SourceCode"/>
+      </w:pPr>
+      <w:r>
+        <w:t>INSERT INTO contacts_erlang (name, email, phone)</w:t>
+      </w:r>
+    </w:p>
+    <w:p>
+      <w:pPr>
+        <w:pStyle w:val="SourceCode"/>
+        <w:keepNext/>
+      </w:pPr>
+      <w:r>
+        <w:t xml:space="preserve">    VALUES ('Grace Hopper', 'grace@example.com', NULL);</w:t>
+      </w:r>
+    </w:p>
+    <w:p>
+      <w:pPr>
+        <w:pStyle w:val="SourceCode"/>
+        <w:keepNext/>
+      </w:pPr>
+      <w:r>
+        <w:t>INSERT INTO contacts_erlang (name, email, phone)</w:t>
+      </w:r>
+    </w:p>
+    <w:p>
+      <w:pPr>
+        <w:pStyle w:val="SourceCode"/>
+      </w:pPr>
+      <w:r>
+        <w:t xml:space="preserve">    VALUES ('Alan Turing', 'alan@example.com', '555-0102');</w:t>
+      </w:r>
+    </w:p>
+    <w:p>
+      <w:pPr>
+        <w:keepNext/>
+      </w:pPr>
+    </w:p>
+    <w:p>
+      <w:r>
+        <w:t>The first client command is Lesson 4.2's CREATE DATABASE IF NOT EXISTS spa_contacts, so this lesson works even if you start here. The next three run the files, one per language, with source, the mysql client's own command, which it accepts from -e only with --commands; on Linux or macOS, &lt; sends each file to the client instead (Lesson 4.6). The last shows the Assembly programs' table, contacts_assembly; as in Lesson 4.0's Connection Check, its SELECT is kept in $query first: the ` at the end of its line con</w:t>
+      </w:r>
+      <w:r>
+        <w:t>tinues it on the next line, and + joins the two pieces of text into one. Remember, MYSQL_PWD lasts only until the block's last line, -D names the database, and -t prints the answer as a table.</w:t>
+      </w:r>
+    </w:p>
+    <w:p>
+      <w:pPr>
+        <w:keepNext/>
+      </w:pPr>
+    </w:p>
+    <w:p>
+      <w:pPr>
+        <w:pStyle w:val="Heading3"/>
+      </w:pPr>
+      <w:r>
         <w:t>Windows PowerShell Data Reset</w:t>
       </w:r>
     </w:p>
@@ -2096,7 +2813,7 @@
         <w:keepNext/>
       </w:pPr>
       <w:r>
-        <w:t xml:space="preserve">    -e "source ./sql/reset_contacts.sql"</w:t>
+        <w:t xml:space="preserve">    -e "source ./sql/reset_contacts_assembly.sql"</w:t>
       </w:r>
     </w:p>
     <w:p>
@@ -2105,7 +2822,7 @@
         <w:keepNext/>
       </w:pPr>
       <w:r>
-        <w:t>&amp; $mysql -u devuser -h 127.0.0.1 -P 3306 -D spa_contacts -t `</w:t>
+        <w:t>&amp; $mysql -u devuser -h 127.0.0.1 -P 3306 -D spa_contacts --commands `</w:t>
       </w:r>
     </w:p>
     <w:p>
@@ -2114,12 +2831,57 @@
         <w:keepNext/>
       </w:pPr>
       <w:r>
-        <w:t xml:space="preserve">    -e "SELECT id, name, email, phone, group_id FROM contacts ORDER BY id"</w:t>
+        <w:t xml:space="preserve">    -e "source ./sql/reset_contacts_rust.sql"</w:t>
       </w:r>
     </w:p>
     <w:p>
       <w:pPr>
         <w:pStyle w:val="CommandBlock"/>
+        <w:keepNext/>
+      </w:pPr>
+      <w:r>
+        <w:t>&amp; $mysql -u devuser -h 127.0.0.1 -P 3306 -D spa_contacts --commands `</w:t>
+      </w:r>
+    </w:p>
+    <w:p>
+      <w:pPr>
+        <w:pStyle w:val="CommandBlock"/>
+        <w:keepNext/>
+      </w:pPr>
+      <w:r>
+        <w:t xml:space="preserve">    -e "source ./sql/reset_contacts_erlang.sql"</w:t>
+      </w:r>
+    </w:p>
+    <w:p>
+      <w:pPr>
+        <w:pStyle w:val="CommandBlock"/>
+        <w:keepNext/>
+      </w:pPr>
+      <w:r>
+        <w:t>$query = "SELECT id, name, email, phone, group_id FROM contacts_assembly " + `</w:t>
+      </w:r>
+    </w:p>
+    <w:p>
+      <w:pPr>
+        <w:pStyle w:val="CommandBlock"/>
+        <w:keepNext/>
+      </w:pPr>
+      <w:r>
+        <w:t xml:space="preserve">    "ORDER BY id"</w:t>
+      </w:r>
+    </w:p>
+    <w:p>
+      <w:pPr>
+        <w:pStyle w:val="CommandBlock"/>
+        <w:keepNext/>
+      </w:pPr>
+      <w:r>
+        <w:t>&amp; $mysql -u devuser -h 127.0.0.1 -P 3306 -D spa_contacts -t -e $query</w:t>
+      </w:r>
+    </w:p>
+    <w:p>
+      <w:pPr>
+        <w:pStyle w:val="CommandBlock"/>
       </w:pPr>
       <w:r>
         <w:t>Remove-Item Env:MYSQL_PWD</w:t>
@@ -2171,7 +2933,7 @@
         <w:keepNext/>
       </w:pPr>
       <w:r>
-        <w:t>mysql -u devuser -h 127.0.0.1 -P 3306 -D spa_contacts &lt; ./sql/reset_contacts.sql</w:t>
+        <w:t>mysql -u devuser -h 127.0.0.1 -P 3306 -D spa_contacts \</w:t>
       </w:r>
     </w:p>
     <w:p>
@@ -2180,7 +2942,7 @@
         <w:keepNext/>
       </w:pPr>
       <w:r>
-        <w:t>mysql -u devuser -h 127.0.0.1 -P 3306 -D spa_contacts -t \</w:t>
+        <w:t xml:space="preserve">    &lt; ./sql/reset_contacts_assembly.sql</w:t>
       </w:r>
     </w:p>
     <w:p>
@@ -2189,12 +2951,66 @@
         <w:keepNext/>
       </w:pPr>
       <w:r>
-        <w:t xml:space="preserve">    -e "SELECT id, name, email, phone, group_id FROM contacts ORDER BY id"</w:t>
+        <w:t>mysql -u devuser -h 127.0.0.1 -P 3306 -D spa_contacts \</w:t>
       </w:r>
     </w:p>
     <w:p>
       <w:pPr>
         <w:pStyle w:val="CommandBlock"/>
+        <w:keepNext/>
+      </w:pPr>
+      <w:r>
+        <w:t xml:space="preserve">    &lt; ./sql/reset_contacts_rust.sql</w:t>
+      </w:r>
+    </w:p>
+    <w:p>
+      <w:pPr>
+        <w:pStyle w:val="CommandBlock"/>
+        <w:keepNext/>
+      </w:pPr>
+      <w:r>
+        <w:t>mysql -u devuser -h 127.0.0.1 -P 3306 -D spa_contacts \</w:t>
+      </w:r>
+    </w:p>
+    <w:p>
+      <w:pPr>
+        <w:pStyle w:val="CommandBlock"/>
+        <w:keepNext/>
+      </w:pPr>
+      <w:r>
+        <w:t xml:space="preserve">    &lt; ./sql/reset_contacts_erlang.sql</w:t>
+      </w:r>
+    </w:p>
+    <w:p>
+      <w:pPr>
+        <w:pStyle w:val="CommandBlock"/>
+        <w:keepNext/>
+      </w:pPr>
+      <w:r>
+        <w:t>query="SELECT id, name, email, phone, group_id FROM contacts_assembly"</w:t>
+      </w:r>
+    </w:p>
+    <w:p>
+      <w:pPr>
+        <w:pStyle w:val="CommandBlock"/>
+        <w:keepNext/>
+      </w:pPr>
+      <w:r>
+        <w:t>query="$query ORDER BY id"</w:t>
+      </w:r>
+    </w:p>
+    <w:p>
+      <w:pPr>
+        <w:pStyle w:val="CommandBlock"/>
+        <w:keepNext/>
+      </w:pPr>
+      <w:r>
+        <w:t>mysql -u devuser -h 127.0.0.1 -P 3306 -D spa_contacts -t -e "$query"</w:t>
+      </w:r>
+    </w:p>
+    <w:p>
+      <w:pPr>
+        <w:pStyle w:val="CommandBlock"/>
       </w:pPr>
       <w:r>
         <w:t>unset MYSQL_PWD</w:t>
@@ -2210,7 +3026,7 @@
         <w:keepNext/>
       </w:pPr>
       <w:r>
-        <w:t>The first two commands print nothing. The query prints exactly this table, the state every program starts from:</w:t>
+        <w:t>The first four commands print nothing. The query prints exactly this table, the state every program starts from; contacts_rust and contacts_erlang hold the same rows:</w:t>
       </w:r>
     </w:p>
     <w:p>
@@ -2306,7 +3122,7 @@
         <w:pStyle w:val="ListBullet"/>
       </w:pPr>
       <w:r>
-        <w:t>ERROR 3730 (HY000) Cannot drop table 'contact_groups' referenced by a foreign key constraint means the two DROP TABLE lines are in the wrong order: contacts must be dropped first (Lesson 4.11).</w:t>
+        <w:t>ERROR 3730 (HY000) Cannot drop table 'contact_groups_assembly' referenced by a foreign key constraint, or your language's table, means the two DROP TABLE lines are in the wrong order: the contacts table must be dropped first (Lesson 4.11).</w:t>
       </w:r>
     </w:p>
     <w:p>
@@ -2366,7 +3182,7 @@
         <w:pStyle w:val="ListBullet"/>
       </w:pPr>
       <w:r>
-        <w:t>Unknown database 'spa_contacts' (error 1049), or Table 'spa_contacts.contact_groups' doesn't exist (error 1146): this lesson's Data Reset has not run yet. Run it.</w:t>
+        <w:t>Unknown database 'spa_contacts' (error 1049), or Table 'spa_contacts.contact_groups_assembly' doesn't exist (error 1146), with your language's table: this lesson's Data Reset has not run yet. Run it.</w:t>
       </w:r>
     </w:p>
     <w:p>
@@ -2374,7 +3190,7 @@
         <w:pStyle w:val="ListBullet"/>
       </w:pPr>
       <w:r>
-        <w:t>Duplicate key name 'idx_contacts_name' (error 1061): the index is left from an earlier run, because the program ran without this lesson's Data Reset. Run it, then the program.</w:t>
+        <w:t>Duplicate key name 'idx_contacts_assembly_name' (error 1061), or your language's index: the index is left from an earlier run, because the program ran without this lesson's Data Reset. Run it, then the program.</w:t>
       </w:r>
     </w:p>
     <w:p>
@@ -3025,7 +3841,7 @@
         <w:pStyle w:val="SourceCode"/>
       </w:pPr>
       <w:r>
-        <w:t xml:space="preserve">                      db "SELECT id, name, email, phone FROM contacts "</w:t>
+        <w:t xml:space="preserve">                      db "SELECT id, name, email, phone FROM contacts_assembly "</w:t>
       </w:r>
     </w:p>
     <w:p>
@@ -3065,15 +3881,15 @@
         <w:pStyle w:val="SourceCode"/>
       </w:pPr>
       <w:r>
-        <w:t xml:space="preserve">    create_name_index_sql db "CREATE INDEX idx_contacts_name "</w:t>
-      </w:r>
-    </w:p>
-    <w:p>
-      <w:pPr>
-        <w:pStyle w:val="SourceCode"/>
-      </w:pPr>
-      <w:r>
-        <w:t xml:space="preserve">                      db "ON contacts (name)", 0</w:t>
+        <w:t xml:space="preserve">    create_name_index_sql db "CREATE INDEX idx_contacts_assembly_name "</w:t>
+      </w:r>
+    </w:p>
+    <w:p>
+      <w:pPr>
+        <w:pStyle w:val="SourceCode"/>
+      </w:pPr>
+      <w:r>
+        <w:t xml:space="preserve">                      db "ON contacts_assembly (name)", 0</w:t>
       </w:r>
     </w:p>
     <w:p>
@@ -3089,15 +3905,15 @@
         <w:pStyle w:val="SourceCode"/>
       </w:pPr>
       <w:r>
-        <w:t xml:space="preserve">    contact_indexes_sql db "SHOW INDEX FROM contacts", 0</w:t>
-      </w:r>
-    </w:p>
-    <w:p>
-      <w:pPr>
-        <w:pStyle w:val="SourceCode"/>
-      </w:pPr>
-      <w:r>
-        <w:t xml:space="preserve">    group_indexes_sql db "SHOW INDEX FROM contact_groups", 0</w:t>
+        <w:t xml:space="preserve">    contact_indexes_sql db "SHOW INDEX FROM contacts_assembly", 0</w:t>
+      </w:r>
+    </w:p>
+    <w:p>
+      <w:pPr>
+        <w:pStyle w:val="SourceCode"/>
+      </w:pPr>
+      <w:r>
+        <w:t xml:space="preserve">    group_indexes_sql db "SHOW INDEX FROM contact_groups_assembly", 0</w:t>
       </w:r>
     </w:p>
     <w:p>
@@ -3129,15 +3945,15 @@
         <w:pStyle w:val="SourceCode"/>
       </w:pPr>
       <w:r>
-        <w:t xml:space="preserve">    contacts_heading  db "Indexes on contacts:", 0</w:t>
-      </w:r>
-    </w:p>
-    <w:p>
-      <w:pPr>
-        <w:pStyle w:val="SourceCode"/>
-      </w:pPr>
-      <w:r>
-        <w:t xml:space="preserve">    groups_heading    db "Indexes on contact_groups:", 0</w:t>
+        <w:t xml:space="preserve">    contacts_heading  db "Indexes on contacts_assembly:", 0</w:t>
+      </w:r>
+    </w:p>
+    <w:p>
+      <w:pPr>
+        <w:pStyle w:val="SourceCode"/>
+      </w:pPr>
+      <w:r>
+        <w:t xml:space="preserve">    groups_heading    db "Indexes on contact_groups_assembly:", 0</w:t>
       </w:r>
     </w:p>
     <w:p>
@@ -3177,15 +3993,15 @@
         <w:pStyle w:val="SourceCode"/>
       </w:pPr>
       <w:r>
-        <w:t xml:space="preserve">    created_line      db "Created index idx_contacts_name on contacts "</w:t>
-      </w:r>
-    </w:p>
-    <w:p>
-      <w:pPr>
-        <w:pStyle w:val="SourceCode"/>
-      </w:pPr>
-      <w:r>
-        <w:t xml:space="preserve">                      db "(name)", 10, 0</w:t>
+        <w:t xml:space="preserve">    created_line      db "Created index idx_contacts_assembly_name on "</w:t>
+      </w:r>
+    </w:p>
+    <w:p>
+      <w:pPr>
+        <w:pStyle w:val="SourceCode"/>
+      </w:pPr>
+      <w:r>
+        <w:t xml:space="preserve">                      db "contacts_assembly (name)", 10, 0</w:t>
       </w:r>
     </w:p>
     <w:p>
@@ -5194,7 +6010,7 @@
         <w:keepNext/>
       </w:pPr>
       <w:r>
-        <w:t>Run the program from the lesson-4.12-extended folder, in a terminal that has SPA_DB_PASSWORD. The program creates an index, so the mysql lines before it run the Data Reset's file again: every run then starts from the known state, without the index.</w:t>
+        <w:t>Run the program from the lesson-4.12-extended folder, in a terminal that has SPA_DB_PASSWORD. The program creates an index, so the mysql lines before it run this language's reset file from the Data Reset again: every run then starts from the known state, without the index.</w:t>
       </w:r>
     </w:p>
     <w:p>
@@ -5280,7 +6096,7 @@
         <w:keepNext/>
       </w:pPr>
       <w:r>
-        <w:t xml:space="preserve">    -e "source ./sql/reset_contacts.sql"</w:t>
+        <w:t xml:space="preserve">    -e "source ./sql/reset_contacts_assembly.sql"</w:t>
       </w:r>
     </w:p>
     <w:p>
@@ -5350,7 +6166,7 @@
         <w:keepNext/>
       </w:pPr>
       <w:r>
-        <w:t>Created index idx_contacts_name on contacts (name)</w:t>
+        <w:t>Created index idx_contacts_assembly_name on contacts_assembly (name)</w:t>
       </w:r>
     </w:p>
     <w:p>
@@ -5359,7 +6175,7 @@
         <w:keepNext/>
       </w:pPr>
       <w:r>
-        <w:t>Plan after the index: type ref, key idx_contacts_name</w:t>
+        <w:t>Plan after the index: type ref, key idx_contacts_assembly_name</w:t>
       </w:r>
     </w:p>
     <w:p>
@@ -5368,7 +6184,7 @@
         <w:keepNext/>
       </w:pPr>
       <w:r>
-        <w:t>Indexes on contacts:</w:t>
+        <w:t>Indexes on contacts_assembly:</w:t>
       </w:r>
     </w:p>
     <w:p>
@@ -5404,7 +6220,7 @@
         <w:keepNext/>
       </w:pPr>
       <w:r>
-        <w:t xml:space="preserve">  idx_contacts_name on name, not unique</w:t>
+        <w:t xml:space="preserve">  idx_contacts_assembly_name on name, not unique</w:t>
       </w:r>
     </w:p>
     <w:p>
@@ -5413,7 +6229,7 @@
         <w:keepNext/>
       </w:pPr>
       <w:r>
-        <w:t>Indexes on contact_groups:</w:t>
+        <w:t>Indexes on contact_groups_assembly:</w:t>
       </w:r>
     </w:p>
     <w:p>
@@ -5459,7 +6275,7 @@
         <w:pStyle w:val="ListBullet"/>
       </w:pPr>
       <w:r>
-        <w:t>Created index idx_contacts_name on contacts (name) is printed after CREATE INDEX was sent.</w:t>
+        <w:t>Created index idx_contacts_assembly_name on contacts_assembly (name) is printed after CREATE INDEX was sent.</w:t>
       </w:r>
     </w:p>
     <w:p>
@@ -5467,7 +6283,7 @@
         <w:pStyle w:val="ListBullet"/>
       </w:pPr>
       <w:r>
-        <w:t>Plan after the index: type ref, key idx_contacts_name proves the same question now has a different plan: the server would look Alan Turing up in the new index and go straight to his row. The SELECT's answer would be the same row either way; only the way to it changed.</w:t>
+        <w:t>Plan after the index: type ref, key idx_contacts_assembly_name proves the same question now has a different plan: the server would look Alan Turing up in the new index and go straight to his row. The SELECT's answer would be the same row either way; only the way to it changed.</w:t>
       </w:r>
     </w:p>
     <w:p>
@@ -5475,7 +6291,7 @@
         <w:pStyle w:val="ListBullet"/>
       </w:pPr>
       <w:r>
-        <w:t>The four lines under Indexes on contacts: prove SHOW INDEX lists every index of the table: three the server built by itself, for the PRIMARY KEY, the UNIQUE email, and the FOREIGN KEY, and the one this program created. The two under Indexes on contact_groups: are its PRIMARY KEY and its UNIQUE name.</w:t>
+        <w:t>The four lines under Indexes on contacts_assembly: prove SHOW INDEX lists every index of the table: three the server built by itself, for the PRIMARY KEY, the UNIQUE email, and the FOREIGN KEY, and the one this program created. The two under Indexes on contact_groups_assembly: are its PRIMARY KEY and its UNIQUE name.</w:t>
       </w:r>
     </w:p>
     <w:p>
@@ -5491,7 +6307,7 @@
         <w:pStyle w:val="ListBullet"/>
       </w:pPr>
       <w:r>
-        <w:t>If the program ran without the mysql lines above it, after an earlier run, the index already exists: CREATE INDEX is refused with error 1061, Duplicate key name 'idx_contacts_name', and this Basic version checks nothing, so it still prints Created index, and both plans show type ref: the index was already there. Run the whole block again, mysql lines included.</w:t>
+        <w:t>If the program ran without the mysql lines above it, after an earlier run, the index already exists: CREATE INDEX is refused with error 1061, Duplicate key name 'idx_contacts_assembly_name', and this Basic version checks nothing, so it still prints Created index, and both plans show type ref: the index was already there. Run the whole block again, mysql lines included.</w:t>
       </w:r>
     </w:p>
     <w:p>
@@ -6070,7 +6886,7 @@
         <w:pStyle w:val="SourceCode"/>
       </w:pPr>
       <w:r>
-        <w:t xml:space="preserve">                      db "SELECT id, name, email, phone FROM contacts "</w:t>
+        <w:t xml:space="preserve">                      db "SELECT id, name, email, phone FROM contacts_assembly "</w:t>
       </w:r>
     </w:p>
     <w:p>
@@ -6102,31 +6918,31 @@
         <w:pStyle w:val="SourceCode"/>
       </w:pPr>
       <w:r>
-        <w:t xml:space="preserve">    create_name_index_sql db "CREATE INDEX idx_contacts_name "</w:t>
-      </w:r>
-    </w:p>
-    <w:p>
-      <w:pPr>
-        <w:pStyle w:val="SourceCode"/>
-      </w:pPr>
-      <w:r>
-        <w:t xml:space="preserve">                      db "ON contacts (name)", 0</w:t>
-      </w:r>
-    </w:p>
-    <w:p>
-      <w:pPr>
-        <w:pStyle w:val="SourceCode"/>
-      </w:pPr>
-      <w:r>
-        <w:t xml:space="preserve">    contact_indexes_sql db "SHOW INDEX FROM contacts", 0</w:t>
-      </w:r>
-    </w:p>
-    <w:p>
-      <w:pPr>
-        <w:pStyle w:val="SourceCode"/>
-      </w:pPr>
-      <w:r>
-        <w:t xml:space="preserve">    group_indexes_sql db "SHOW INDEX FROM contact_groups", 0</w:t>
+        <w:t xml:space="preserve">    create_name_index_sql db "CREATE INDEX idx_contacts_assembly_name "</w:t>
+      </w:r>
+    </w:p>
+    <w:p>
+      <w:pPr>
+        <w:pStyle w:val="SourceCode"/>
+      </w:pPr>
+      <w:r>
+        <w:t xml:space="preserve">                      db "ON contacts_assembly (name)", 0</w:t>
+      </w:r>
+    </w:p>
+    <w:p>
+      <w:pPr>
+        <w:pStyle w:val="SourceCode"/>
+      </w:pPr>
+      <w:r>
+        <w:t xml:space="preserve">    contact_indexes_sql db "SHOW INDEX FROM contacts_assembly", 0</w:t>
+      </w:r>
+    </w:p>
+    <w:p>
+      <w:pPr>
+        <w:pStyle w:val="SourceCode"/>
+      </w:pPr>
+      <w:r>
+        <w:t xml:space="preserve">    group_indexes_sql db "SHOW INDEX FROM contact_groups_assembly", 0</w:t>
       </w:r>
     </w:p>
     <w:p>
@@ -6158,15 +6974,15 @@
         <w:pStyle w:val="SourceCode"/>
       </w:pPr>
       <w:r>
-        <w:t xml:space="preserve">    contacts_heading  db "Indexes on contacts:", 0</w:t>
-      </w:r>
-    </w:p>
-    <w:p>
-      <w:pPr>
-        <w:pStyle w:val="SourceCode"/>
-      </w:pPr>
-      <w:r>
-        <w:t xml:space="preserve">    groups_heading    db "Indexes on contact_groups:", 0</w:t>
+        <w:t xml:space="preserve">    contacts_heading  db "Indexes on contacts_assembly:", 0</w:t>
+      </w:r>
+    </w:p>
+    <w:p>
+      <w:pPr>
+        <w:pStyle w:val="SourceCode"/>
+      </w:pPr>
+      <w:r>
+        <w:t xml:space="preserve">    groups_heading    db "Indexes on contact_groups_assembly:", 0</w:t>
       </w:r>
     </w:p>
     <w:p>
@@ -6262,15 +7078,15 @@
         <w:pStyle w:val="SourceCode"/>
       </w:pPr>
       <w:r>
-        <w:t xml:space="preserve">    created_line      db "Created index idx_contacts_name on contacts "</w:t>
-      </w:r>
-    </w:p>
-    <w:p>
-      <w:pPr>
-        <w:pStyle w:val="SourceCode"/>
-      </w:pPr>
-      <w:r>
-        <w:t xml:space="preserve">                      db "(name)", 10, 0</w:t>
+        <w:t xml:space="preserve">    created_line      db "Created index idx_contacts_assembly_name on "</w:t>
+      </w:r>
+    </w:p>
+    <w:p>
+      <w:pPr>
+        <w:pStyle w:val="SourceCode"/>
+      </w:pPr>
+      <w:r>
+        <w:t xml:space="preserve">                      db "contacts_assembly (name)", 10, 0</w:t>
       </w:r>
     </w:p>
     <w:p>
@@ -9415,7 +10231,7 @@
         <w:keepNext/>
       </w:pPr>
       <w:r>
-        <w:t>Run the program once, then show its exit code. The mysql lines reset the tables first, as in the Basic block.</w:t>
+        <w:t>Run the program once, then show its exit code. The mysql lines reset this language's tables first, as in the Basic block.</w:t>
       </w:r>
     </w:p>
     <w:p>
@@ -9501,7 +10317,7 @@
         <w:keepNext/>
       </w:pPr>
       <w:r>
-        <w:t xml:space="preserve">    -e "source ./sql/reset_contacts.sql"</w:t>
+        <w:t xml:space="preserve">    -e "source ./sql/reset_contacts_assembly.sql"</w:t>
       </w:r>
     </w:p>
     <w:p>
@@ -9580,7 +10396,7 @@
         <w:keepNext/>
       </w:pPr>
       <w:r>
-        <w:t>Created index idx_contacts_name on contacts (name)</w:t>
+        <w:t>Created index idx_contacts_assembly_name on contacts_assembly (name)</w:t>
       </w:r>
     </w:p>
     <w:p>
@@ -9589,7 +10405,7 @@
         <w:keepNext/>
       </w:pPr>
       <w:r>
-        <w:t>Plan after the index: type ref, key idx_contacts_name</w:t>
+        <w:t>Plan after the index: type ref, key idx_contacts_assembly_name</w:t>
       </w:r>
     </w:p>
     <w:p>
@@ -9598,7 +10414,7 @@
         <w:keepNext/>
       </w:pPr>
       <w:r>
-        <w:t>Indexes on contacts:</w:t>
+        <w:t>Indexes on contacts_assembly:</w:t>
       </w:r>
     </w:p>
     <w:p>
@@ -9634,7 +10450,7 @@
         <w:keepNext/>
       </w:pPr>
       <w:r>
-        <w:t xml:space="preserve">  idx_contacts_name on name, not unique</w:t>
+        <w:t xml:space="preserve">  idx_contacts_assembly_name on name, not unique</w:t>
       </w:r>
     </w:p>
     <w:p>
@@ -9643,7 +10459,7 @@
         <w:keepNext/>
       </w:pPr>
       <w:r>
-        <w:t>Indexes on contact_groups:</w:t>
+        <w:t>Indexes on contact_groups_assembly:</w:t>
       </w:r>
     </w:p>
     <w:p>
@@ -9689,7 +10505,7 @@
         <w:pStyle w:val="ListBullet"/>
       </w:pPr>
       <w:r>
-        <w:t>Now run only the program line again, without the mysql lines. The index is still there from the first run, because an index belongs to the table and stays until it is dropped: the first plan already shows type ref, key idx_contacts_name, the Created line becomes Error: Duplicate key name 'idx_contacts_name', the server's error 1061, and the exit code is 1. Run the whole block again, mysql lines included, to start from the known state.</w:t>
+        <w:t>Now run only the program line again, without the mysql lines. The index is still there from the first run, because an index belongs to the table and stays until it is dropped: the first plan already shows type ref, key idx_contacts_assembly_name, the Created line becomes Error: Duplicate key name 'idx_contacts_assembly_name', the server's error 1061, and the exit code is 1. Run the whole block again, mysql lines included, to start from the known state.</w:t>
       </w:r>
     </w:p>
     <w:p>
@@ -9781,10 +10597,10 @@
     </w:p>
     <w:p>
       <w:r>
-        <w:t>Both versions connect to spa_contacts with Lesson 4.7a's found-rows setting, ask for the plan of the name lookup, create idx_contacts_name, ask again, and list the indexes of both tables. The Basic version trusts every step and has the name lookup built into show_plan. The Production-Minded version connects through Lesson 4.2a's connect_database and passes the EXPLAIN's SQL and value to show_plan, so one function can show the plan of any lookup with one value; it reports a refused statement, such as a secon</w:t>
-      </w:r>
-      <w:r>
-        <w:t>d CREATE INDEX, as one Error line with the server's own message, keeps going, ends with exit code 1 if any step failed, and closes the statement, the result, and the connection on every way out, even after an error.</w:t>
+        <w:t>Both versions connect to spa_contacts with Lesson 4.7a's found-rows setting, ask for the plan of the name lookup, create idx_contacts_assembly_name, ask again, and list the indexes of both tables. The Basic version trusts every step and has the name lookup built into show_plan. The Production-Minded version connects through Lesson 4.2a's connect_database and passes the EXPLAIN's SQL and value to show_plan, so one function can show the plan of any lookup with one value; it reports a refused statement, such a</w:t>
+      </w:r>
+      <w:r>
+        <w:t>s a second CREATE INDEX, as one Error line with the server's own message, keeps going, ends with exit code 1 if any step failed, and closes the statement, the result, and the connection on every way out, even after an error.</w:t>
       </w:r>
     </w:p>
     <w:p>
@@ -10005,7 +10821,7 @@
         <w:pStyle w:val="SourceCode"/>
       </w:pPr>
       <w:r>
-        <w:t xml:space="preserve">                            SELECT id, name, email, phone FROM contacts \</w:t>
+        <w:t xml:space="preserve">                            SELECT id, name, email, phone FROM contacts_rust \</w:t>
       </w:r>
     </w:p>
     <w:p>
@@ -10058,7 +10874,7 @@
         <w:pStyle w:val="SourceCode"/>
       </w:pPr>
       <w:r>
-        <w:t xml:space="preserve">    "CREATE INDEX idx_contacts_name ON contacts (name)";</w:t>
+        <w:t xml:space="preserve">    "CREATE INDEX idx_contacts_rust_name ON contacts_rust (name)";</w:t>
       </w:r>
     </w:p>
     <w:p>
@@ -10696,7 +11512,7 @@
         <w:pStyle w:val="SourceCode"/>
       </w:pPr>
       <w:r>
-        <w:t xml:space="preserve">    println!("Created index idx_contacts_name on contacts (name)");</w:t>
+        <w:t xml:space="preserve">    println!("Created index idx_contacts_rust_name on contacts_rust (name)");</w:t>
       </w:r>
     </w:p>
     <w:p>
@@ -10746,31 +11562,31 @@
         <w:pStyle w:val="SourceCode"/>
       </w:pPr>
       <w:r>
-        <w:t xml:space="preserve">    list_indexes(&amp;mut connection, "Indexes on contacts:",</w:t>
-      </w:r>
-    </w:p>
-    <w:p>
-      <w:pPr>
-        <w:pStyle w:val="SourceCode"/>
-      </w:pPr>
-      <w:r>
-        <w:t xml:space="preserve">                 "SHOW INDEX FROM contacts");</w:t>
-      </w:r>
-    </w:p>
-    <w:p>
-      <w:pPr>
-        <w:pStyle w:val="SourceCode"/>
-      </w:pPr>
-      <w:r>
-        <w:t xml:space="preserve">    list_indexes(&amp;mut connection, "Indexes on contact_groups:",</w:t>
-      </w:r>
-    </w:p>
-    <w:p>
-      <w:pPr>
-        <w:pStyle w:val="SourceCode"/>
-      </w:pPr>
-      <w:r>
-        <w:t xml:space="preserve">                 "SHOW INDEX FROM contact_groups");</w:t>
+        <w:t xml:space="preserve">    list_indexes(&amp;mut connection, "Indexes on contacts_rust:",</w:t>
+      </w:r>
+    </w:p>
+    <w:p>
+      <w:pPr>
+        <w:pStyle w:val="SourceCode"/>
+      </w:pPr>
+      <w:r>
+        <w:t xml:space="preserve">                 "SHOW INDEX FROM contacts_rust");</w:t>
+      </w:r>
+    </w:p>
+    <w:p>
+      <w:pPr>
+        <w:pStyle w:val="SourceCode"/>
+      </w:pPr>
+      <w:r>
+        <w:t xml:space="preserve">    list_indexes(&amp;mut connection, "Indexes on contact_groups_rust:",</w:t>
+      </w:r>
+    </w:p>
+    <w:p>
+      <w:pPr>
+        <w:pStyle w:val="SourceCode"/>
+      </w:pPr>
+      <w:r>
+        <w:t xml:space="preserve">                 "SHOW INDEX FROM contact_groups_rust");</w:t>
       </w:r>
     </w:p>
     <w:p>
@@ -10822,7 +11638,7 @@
         <w:keepNext/>
       </w:pPr>
       <w:r>
-        <w:t>Run the program from the lesson-4.12-extended folder, in a terminal that has SPA_DB_PASSWORD. The program creates an index, so the mysql lines before it run the Data Reset's file again: every run then starts from the known state, without the index.</w:t>
+        <w:t>Run the program from the lesson-4.12-extended folder, in a terminal that has SPA_DB_PASSWORD. The program creates an index, so the mysql lines before it run this language's reset file from the Data Reset again: every run then starts from the known state, without the index.</w:t>
       </w:r>
     </w:p>
     <w:p>
@@ -10872,7 +11688,7 @@
         <w:keepNext/>
       </w:pPr>
       <w:r>
-        <w:t xml:space="preserve">    -e "source ./sql/reset_contacts.sql"</w:t>
+        <w:t xml:space="preserve">    -e "source ./sql/reset_contacts_rust.sql"</w:t>
       </w:r>
     </w:p>
     <w:p>
@@ -10929,7 +11745,7 @@
         <w:keepNext/>
       </w:pPr>
       <w:r>
-        <w:t>mysql -u devuser -h 127.0.0.1 -P 3306 -D spa_contacts &lt; ./sql/reset_contacts.sql</w:t>
+        <w:t>mysql -u devuser -h 127.0.0.1 -P 3306 -D spa_contacts \</w:t>
       </w:r>
     </w:p>
     <w:p>
@@ -10938,6 +11754,15 @@
         <w:keepNext/>
       </w:pPr>
       <w:r>
+        <w:t xml:space="preserve">    &lt; ./sql/reset_contacts_rust.sql</w:t>
+      </w:r>
+    </w:p>
+    <w:p>
+      <w:pPr>
+        <w:pStyle w:val="CommandBlock"/>
+        <w:keepNext/>
+      </w:pPr>
+      <w:r>
         <w:t>unset MYSQL_PWD</w:t>
       </w:r>
     </w:p>
@@ -10999,7 +11824,7 @@
         <w:keepNext/>
       </w:pPr>
       <w:r>
-        <w:t>Created index idx_contacts_name on contacts (name)</w:t>
+        <w:t>Created index idx_contacts_rust_name on contacts_rust (name)</w:t>
       </w:r>
     </w:p>
     <w:p>
@@ -11008,7 +11833,7 @@
         <w:keepNext/>
       </w:pPr>
       <w:r>
-        <w:t>Plan after the index: type ref, key idx_contacts_name</w:t>
+        <w:t>Plan after the index: type ref, key idx_contacts_rust_name</w:t>
       </w:r>
     </w:p>
     <w:p>
@@ -11017,7 +11842,7 @@
         <w:keepNext/>
       </w:pPr>
       <w:r>
-        <w:t>Indexes on contacts:</w:t>
+        <w:t>Indexes on contacts_rust:</w:t>
       </w:r>
     </w:p>
     <w:p>
@@ -11053,7 +11878,7 @@
         <w:keepNext/>
       </w:pPr>
       <w:r>
-        <w:t xml:space="preserve">  idx_contacts_name on name, not unique</w:t>
+        <w:t xml:space="preserve">  idx_contacts_rust_name on name, not unique</w:t>
       </w:r>
     </w:p>
     <w:p>
@@ -11062,7 +11887,7 @@
         <w:keepNext/>
       </w:pPr>
       <w:r>
-        <w:t>Indexes on contact_groups:</w:t>
+        <w:t>Indexes on contact_groups_rust:</w:t>
       </w:r>
     </w:p>
     <w:p>
@@ -11108,7 +11933,7 @@
         <w:pStyle w:val="ListBullet"/>
       </w:pPr>
       <w:r>
-        <w:t>Created index idx_contacts_name on contacts (name) is printed after CREATE INDEX was sent.</w:t>
+        <w:t>Created index idx_contacts_rust_name on contacts_rust (name) is printed after CREATE INDEX was sent.</w:t>
       </w:r>
     </w:p>
     <w:p>
@@ -11116,7 +11941,7 @@
         <w:pStyle w:val="ListBullet"/>
       </w:pPr>
       <w:r>
-        <w:t>Plan after the index: type ref, key idx_contacts_name proves the same question now has a different plan: the server would look Alan Turing up in the new index and go straight to his row. The SELECT's answer would be the same row either way; only the way to it changed.</w:t>
+        <w:t>Plan after the index: type ref, key idx_contacts_rust_name proves the same question now has a different plan: the server would look Alan Turing up in the new index and go straight to his row. The SELECT's answer would be the same row either way; only the way to it changed.</w:t>
       </w:r>
     </w:p>
     <w:p>
@@ -11124,7 +11949,7 @@
         <w:pStyle w:val="ListBullet"/>
       </w:pPr>
       <w:r>
-        <w:t>The four lines under Indexes on contacts: prove SHOW INDEX lists every index of the table: three the server built by itself, for the PRIMARY KEY, the UNIQUE email, and the FOREIGN KEY, and the one this program created. The two under Indexes on contact_groups: are its PRIMARY KEY and its UNIQUE name.</w:t>
+        <w:t>The four lines under Indexes on contacts_rust: prove SHOW INDEX lists every index of the table: three the server built by itself, for the PRIMARY KEY, the UNIQUE email, and the FOREIGN KEY, and the one this program created. The two under Indexes on contact_groups_rust: are its PRIMARY KEY and its UNIQUE name.</w:t>
       </w:r>
     </w:p>
     <w:p>
@@ -11132,7 +11957,7 @@
         <w:pStyle w:val="ListBullet"/>
       </w:pPr>
       <w:r>
-        <w:t>If the program ran without the mysql lines above it, after an earlier run, the index already exists: the first plan line shows type ref, then the program stops with thread 'main' panicked at and, on the next line, called `Result::unwrap()` on an `Err` value: MySqlError { ERROR 1061 (42000): Duplicate key name 'idx_contacts_name' }. Remember, MySqlError is the server's refusal (Lesson 4.2a). Run the whole block again, mysql lines included.</w:t>
+        <w:t>If the program ran without the mysql lines above it, after an earlier run, the index already exists: the first plan line shows type ref, then the program stops with thread 'main' panicked at and, on the next line, called `Result::unwrap()` on an `Err` value: MySqlError { ERROR 1061 (42000): Duplicate key name 'idx_contacts_rust_name' }. Remember, MySqlError is the server's refusal (Lesson 4.2a). Run the whole block again, mysql lines included.</w:t>
       </w:r>
     </w:p>
     <w:p>
@@ -11351,7 +12176,7 @@
         <w:pStyle w:val="SourceCode"/>
       </w:pPr>
       <w:r>
-        <w:t xml:space="preserve">                            SELECT id, name, email, phone FROM contacts \</w:t>
+        <w:t xml:space="preserve">                            SELECT id, name, email, phone FROM contacts_rust \</w:t>
       </w:r>
     </w:p>
     <w:p>
@@ -11388,23 +12213,23 @@
         <w:pStyle w:val="SourceCode"/>
       </w:pPr>
       <w:r>
-        <w:t xml:space="preserve">    "CREATE INDEX idx_contacts_name ON contacts (name)";</w:t>
-      </w:r>
-    </w:p>
-    <w:p>
-      <w:pPr>
-        <w:pStyle w:val="SourceCode"/>
-      </w:pPr>
-      <w:r>
-        <w:t>const CONTACT_INDEXES: &amp;str = "SHOW INDEX FROM contacts";</w:t>
-      </w:r>
-    </w:p>
-    <w:p>
-      <w:pPr>
-        <w:pStyle w:val="SourceCode"/>
-      </w:pPr>
-      <w:r>
-        <w:t>const GROUP_INDEXES: &amp;str = "SHOW INDEX FROM contact_groups";</w:t>
+        <w:t xml:space="preserve">    "CREATE INDEX idx_contacts_rust_name ON contacts_rust (name)";</w:t>
+      </w:r>
+    </w:p>
+    <w:p>
+      <w:pPr>
+        <w:pStyle w:val="SourceCode"/>
+      </w:pPr>
+      <w:r>
+        <w:t>const CONTACT_INDEXES: &amp;str = "SHOW INDEX FROM contacts_rust";</w:t>
+      </w:r>
+    </w:p>
+    <w:p>
+      <w:pPr>
+        <w:pStyle w:val="SourceCode"/>
+      </w:pPr>
+      <w:r>
+        <w:t>const GROUP_INDEXES: &amp;str = "SHOW INDEX FROM contact_groups_rust";</w:t>
       </w:r>
     </w:p>
     <w:p>
@@ -12000,7 +12825,15 @@
         <w:pStyle w:val="SourceCode"/>
       </w:pPr>
       <w:r>
-        <w:t xml:space="preserve">            println!("Created index idx_contacts_name on contacts (name)");</w:t>
+        <w:t xml:space="preserve">            println!("Created index idx_contacts_rust_name on \</w:t>
+      </w:r>
+    </w:p>
+    <w:p>
+      <w:pPr>
+        <w:pStyle w:val="SourceCode"/>
+      </w:pPr>
+      <w:r>
+        <w:t xml:space="preserve">                      contacts_rust (name)");</w:t>
       </w:r>
     </w:p>
     <w:p>
@@ -12535,7 +13368,7 @@
         <w:pStyle w:val="SourceCode"/>
       </w:pPr>
       <w:r>
-        <w:t xml:space="preserve">    failures += list_indexes(&amp;mut connection, "Indexes on contacts:",</w:t>
+        <w:t xml:space="preserve">    failures += list_indexes(&amp;mut connection, "Indexes on contacts_rust:",</w:t>
       </w:r>
     </w:p>
     <w:p>
@@ -12551,7 +13384,7 @@
         <w:pStyle w:val="SourceCode"/>
       </w:pPr>
       <w:r>
-        <w:t xml:space="preserve">    failures += list_indexes(&amp;mut connection, "Indexes on contact_groups:",</w:t>
+        <w:t xml:space="preserve">    failures += list_indexes(&amp;mut connection, "Indexes on contact_groups_rust:",</w:t>
       </w:r>
     </w:p>
     <w:p>
@@ -12776,7 +13609,7 @@
         <w:keepNext/>
       </w:pPr>
       <w:r>
-        <w:t>Run the program once, then show its exit code. The mysql lines reset the tables first, as in the Basic block.</w:t>
+        <w:t>Run the program once, then show its exit code. The mysql lines reset this language's tables first, as in the Basic block.</w:t>
       </w:r>
     </w:p>
     <w:p>
@@ -12826,7 +13659,7 @@
         <w:keepNext/>
       </w:pPr>
       <w:r>
-        <w:t xml:space="preserve">    -e "source ./sql/reset_contacts.sql"</w:t>
+        <w:t xml:space="preserve">    -e "source ./sql/reset_contacts_rust.sql"</w:t>
       </w:r>
     </w:p>
     <w:p>
@@ -12892,7 +13725,7 @@
         <w:keepNext/>
       </w:pPr>
       <w:r>
-        <w:t>mysql -u devuser -h 127.0.0.1 -P 3306 -D spa_contacts &lt; ./sql/reset_contacts.sql</w:t>
+        <w:t>mysql -u devuser -h 127.0.0.1 -P 3306 -D spa_contacts \</w:t>
       </w:r>
     </w:p>
     <w:p>
@@ -12901,6 +13734,15 @@
         <w:keepNext/>
       </w:pPr>
       <w:r>
+        <w:t xml:space="preserve">    &lt; ./sql/reset_contacts_rust.sql</w:t>
+      </w:r>
+    </w:p>
+    <w:p>
+      <w:pPr>
+        <w:pStyle w:val="CommandBlock"/>
+        <w:keepNext/>
+      </w:pPr>
+      <w:r>
         <w:t>unset MYSQL_PWD</w:t>
       </w:r>
     </w:p>
@@ -12971,7 +13813,7 @@
         <w:keepNext/>
       </w:pPr>
       <w:r>
-        <w:t>Created index idx_contacts_name on contacts (name)</w:t>
+        <w:t>Created index idx_contacts_rust_name on contacts_rust (name)</w:t>
       </w:r>
     </w:p>
     <w:p>
@@ -12980,7 +13822,7 @@
         <w:keepNext/>
       </w:pPr>
       <w:r>
-        <w:t>Plan after the index: type ref, key idx_contacts_name</w:t>
+        <w:t>Plan after the index: type ref, key idx_contacts_rust_name</w:t>
       </w:r>
     </w:p>
     <w:p>
@@ -12989,7 +13831,7 @@
         <w:keepNext/>
       </w:pPr>
       <w:r>
-        <w:t>Indexes on contacts:</w:t>
+        <w:t>Indexes on contacts_rust:</w:t>
       </w:r>
     </w:p>
     <w:p>
@@ -13025,7 +13867,7 @@
         <w:keepNext/>
       </w:pPr>
       <w:r>
-        <w:t xml:space="preserve">  idx_contacts_name on name, not unique</w:t>
+        <w:t xml:space="preserve">  idx_contacts_rust_name on name, not unique</w:t>
       </w:r>
     </w:p>
     <w:p>
@@ -13034,7 +13876,7 @@
         <w:keepNext/>
       </w:pPr>
       <w:r>
-        <w:t>Indexes on contact_groups:</w:t>
+        <w:t>Indexes on contact_groups_rust:</w:t>
       </w:r>
     </w:p>
     <w:p>
@@ -13080,7 +13922,7 @@
         <w:pStyle w:val="ListBullet"/>
       </w:pPr>
       <w:r>
-        <w:t>Now run only the program line again, without the mysql lines. The index is still there from the first run, because an index belongs to the table and stays until it is dropped: the first plan already shows type ref, key idx_contacts_name, the Created line becomes Error: Duplicate key name 'idx_contacts_name', the server's error 1061, and the exit code is 1. Run the whole block again, mysql lines included, to start from the known state.</w:t>
+        <w:t>Now run only the program line again, without the mysql lines. The index is still there from the first run, because an index belongs to the table and stays until it is dropped: the first plan already shows type ref, key idx_contacts_rust_name, the Created line becomes Error: Duplicate key name 'idx_contacts_rust_name', the server's error 1061, and the exit code is 1. Run the whole block again, mysql lines included, to start from the known state.</w:t>
       </w:r>
     </w:p>
     <w:p>
@@ -13180,10 +14022,10 @@
     </w:p>
     <w:p>
       <w:r>
-        <w:t>Both versions connect to spa_contacts with Lesson 4.7a's found-rows setting, ask for the plan of the name lookup, create idx_contacts_name, ask again, and list the indexes of both tables. The Basic version trusts every step and has the name lookup built into show_plan. The Production-Minded version connects through Lesson 4.2a's connect_database and passes the EXPLAIN's SQL and value to show_plan, so one function can show the plan of any lookup with one value; it reports a refused statement, such as a secon</w:t>
-      </w:r>
-      <w:r>
-        <w:t>d CREATE INDEX, as one Error line with the server's own message, keeps going, ends with exit code 1 if any step failed, and closes the connection when run returns, even after an error.</w:t>
+        <w:t xml:space="preserve">Both versions connect to spa_contacts with Lesson 4.7a's found-rows setting, ask for the plan of the name lookup, create idx_contacts_rust_name, ask again, and list the indexes of both tables. The Basic version trusts every step and has the name lookup built into show_plan. The Production-Minded version connects through Lesson 4.2a's connect_database and passes the EXPLAIN's SQL and value to show_plan, so one function can show the plan of any lookup with one value; it reports a refused statement, such as a </w:t>
+      </w:r>
+      <w:r>
+        <w:t>second CREATE INDEX, as one Error line with the server's own message, keeps going, ends with exit code 1 if any step failed, and closes the connection when run returns, even after an error.</w:t>
       </w:r>
     </w:p>
     <w:p>
@@ -13356,7 +14198,7 @@
         <w:pStyle w:val="SourceCode"/>
       </w:pPr>
       <w:r>
-        <w:t xml:space="preserve">                      "SELECT id, name, email, phone FROM contacts "</w:t>
+        <w:t xml:space="preserve">                      "SELECT id, name, email, phone FROM contacts_erlang "</w:t>
       </w:r>
     </w:p>
     <w:p>
@@ -13409,7 +14251,7 @@
         <w:pStyle w:val="SourceCode"/>
       </w:pPr>
       <w:r>
-        <w:t xml:space="preserve">        "CREATE INDEX idx_contacts_name ON contacts (name)").</w:t>
+        <w:t xml:space="preserve">        "CREATE INDEX idx_contacts_erlang_name ON contacts_erlang (name)").</w:t>
       </w:r>
     </w:p>
     <w:p>
@@ -14124,7 +14966,15 @@
         <w:pStyle w:val="SourceCode"/>
       </w:pPr>
       <w:r>
-        <w:t xml:space="preserve">    io:format("Created index idx_contacts_name on contacts (name)~n"),</w:t>
+        <w:t xml:space="preserve">    io:format("Created index idx_contacts_erlang_name on "</w:t>
+      </w:r>
+    </w:p>
+    <w:p>
+      <w:pPr>
+        <w:pStyle w:val="SourceCode"/>
+      </w:pPr>
+      <w:r>
+        <w:t xml:space="preserve">              "contacts_erlang (name)~n"),</w:t>
       </w:r>
     </w:p>
     <w:p>
@@ -14174,32 +15024,32 @@
         <w:pStyle w:val="SourceCode"/>
       </w:pPr>
       <w:r>
-        <w:t xml:space="preserve">    list_indexes(Connection, "Indexes on contacts:",</w:t>
-      </w:r>
-    </w:p>
-    <w:p>
-      <w:pPr>
-        <w:pStyle w:val="SourceCode"/>
-      </w:pPr>
-      <w:r>
-        <w:t xml:space="preserve">                 "SHOW INDEX FROM contacts"),</w:t>
-      </w:r>
-    </w:p>
-    <w:p>
-      <w:pPr>
-        <w:pStyle w:val="SourceCode"/>
-      </w:pPr>
-      <w:r>
-        <w:t xml:space="preserve">    list_indexes(Connection, "Indexes on contact_groups:",</w:t>
-      </w:r>
-    </w:p>
-    <w:p>
-      <w:pPr>
-        <w:pStyle w:val="SourceCode"/>
-        <w:keepNext/>
-      </w:pPr>
-      <w:r>
-        <w:t xml:space="preserve">                 "SHOW INDEX FROM contact_groups"),</w:t>
+        <w:t xml:space="preserve">    list_indexes(Connection, "Indexes on contacts_erlang:",</w:t>
+      </w:r>
+    </w:p>
+    <w:p>
+      <w:pPr>
+        <w:pStyle w:val="SourceCode"/>
+      </w:pPr>
+      <w:r>
+        <w:t xml:space="preserve">                 "SHOW INDEX FROM contacts_erlang"),</w:t>
+      </w:r>
+    </w:p>
+    <w:p>
+      <w:pPr>
+        <w:pStyle w:val="SourceCode"/>
+      </w:pPr>
+      <w:r>
+        <w:t xml:space="preserve">    list_indexes(Connection, "Indexes on contact_groups_erlang:",</w:t>
+      </w:r>
+    </w:p>
+    <w:p>
+      <w:pPr>
+        <w:pStyle w:val="SourceCode"/>
+        <w:keepNext/>
+      </w:pPr>
+      <w:r>
+        <w:t xml:space="preserve">                 "SHOW INDEX FROM contact_groups_erlang"),</w:t>
       </w:r>
     </w:p>
     <w:p>
@@ -14243,7 +15093,7 @@
         <w:keepNext/>
       </w:pPr>
       <w:r>
-        <w:t>Run the program from the lesson-4.12-extended folder, in a terminal that has SPA_DB_PASSWORD. The program creates an index, so the mysql lines before it run the Data Reset's file again: every run then starts from the known state, without the index. Remember, erlc compiles the connector's five modules with the lesson's module, and prints four warnings about mysql_encode.erl, the connector's own code, not yours (Lesson 4.0a).</w:t>
+        <w:t>Run the program from the lesson-4.12-extended folder, in a terminal that has SPA_DB_PASSWORD. The program creates an index, so the mysql lines before it run this language's reset file from the Data Reset again: every run then starts from the known state, without the index. Remember, erlc compiles the connector's five modules with the lesson's module, and prints four warnings about mysql_encode.erl, the connector's own code, not yours (Lesson 4.0a).</w:t>
       </w:r>
     </w:p>
     <w:p>
@@ -14320,7 +15170,7 @@
         <w:keepNext/>
       </w:pPr>
       <w:r>
-        <w:t xml:space="preserve">    -e "source ./sql/reset_contacts.sql"</w:t>
+        <w:t xml:space="preserve">    -e "source ./sql/reset_contacts_erlang.sql"</w:t>
       </w:r>
     </w:p>
     <w:p>
@@ -14386,7 +15236,7 @@
         <w:keepNext/>
       </w:pPr>
       <w:r>
-        <w:t>mysql -u devuser -h 127.0.0.1 -P 3306 -D spa_contacts &lt; ./sql/reset_contacts.sql</w:t>
+        <w:t>mysql -u devuser -h 127.0.0.1 -P 3306 -D spa_contacts \</w:t>
       </w:r>
     </w:p>
     <w:p>
@@ -14395,6 +15245,15 @@
         <w:keepNext/>
       </w:pPr>
       <w:r>
+        <w:t xml:space="preserve">    &lt; ./sql/reset_contacts_erlang.sql</w:t>
+      </w:r>
+    </w:p>
+    <w:p>
+      <w:pPr>
+        <w:pStyle w:val="CommandBlock"/>
+        <w:keepNext/>
+      </w:pPr>
+      <w:r>
         <w:t>unset MYSQL_PWD</w:t>
       </w:r>
     </w:p>
@@ -14456,7 +15315,7 @@
         <w:keepNext/>
       </w:pPr>
       <w:r>
-        <w:t>Created index idx_contacts_name on contacts (name)</w:t>
+        <w:t>Created index idx_contacts_erlang_name on contacts_erlang (name)</w:t>
       </w:r>
     </w:p>
     <w:p>
@@ -14465,7 +15324,7 @@
         <w:keepNext/>
       </w:pPr>
       <w:r>
-        <w:t>Plan after the index: type ref, key idx_contacts_name</w:t>
+        <w:t>Plan after the index: type ref, key idx_contacts_erlang_name</w:t>
       </w:r>
     </w:p>
     <w:p>
@@ -14474,7 +15333,7 @@
         <w:keepNext/>
       </w:pPr>
       <w:r>
-        <w:t>Indexes on contacts:</w:t>
+        <w:t>Indexes on contacts_erlang:</w:t>
       </w:r>
     </w:p>
     <w:p>
@@ -14510,7 +15369,7 @@
         <w:keepNext/>
       </w:pPr>
       <w:r>
-        <w:t xml:space="preserve">  idx_contacts_name on name, not unique</w:t>
+        <w:t xml:space="preserve">  idx_contacts_erlang_name on name, not unique</w:t>
       </w:r>
     </w:p>
     <w:p>
@@ -14519,7 +15378,7 @@
         <w:keepNext/>
       </w:pPr>
       <w:r>
-        <w:t>Indexes on contact_groups:</w:t>
+        <w:t>Indexes on contact_groups_erlang:</w:t>
       </w:r>
     </w:p>
     <w:p>
@@ -14565,7 +15424,7 @@
         <w:pStyle w:val="ListBullet"/>
       </w:pPr>
       <w:r>
-        <w:t>Created index idx_contacts_name on contacts (name) is printed after CREATE INDEX was sent.</w:t>
+        <w:t>Created index idx_contacts_erlang_name on contacts_erlang (name) is printed after CREATE INDEX was sent.</w:t>
       </w:r>
     </w:p>
     <w:p>
@@ -14573,7 +15432,7 @@
         <w:pStyle w:val="ListBullet"/>
       </w:pPr>
       <w:r>
-        <w:t>Plan after the index: type ref, key idx_contacts_name proves the same question now has a different plan: the server would look Alan Turing up in the new index and go straight to his row. The SELECT's answer would be the same row either way; only the way to it changed.</w:t>
+        <w:t>Plan after the index: type ref, key idx_contacts_erlang_name proves the same question now has a different plan: the server would look Alan Turing up in the new index and go straight to his row. The SELECT's answer would be the same row either way; only the way to it changed.</w:t>
       </w:r>
     </w:p>
     <w:p>
@@ -14581,7 +15440,7 @@
         <w:pStyle w:val="ListBullet"/>
       </w:pPr>
       <w:r>
-        <w:t>The four lines under Indexes on contacts: prove SHOW INDEX lists every index of the table: three the server built by itself, for the PRIMARY KEY, the UNIQUE email, and the FOREIGN KEY, and the one this program created. The two under Indexes on contact_groups: are its PRIMARY KEY and its UNIQUE name.</w:t>
+        <w:t>The four lines under Indexes on contacts_erlang: prove SHOW INDEX lists every index of the table: three the server built by itself, for the PRIMARY KEY, the UNIQUE email, and the FOREIGN KEY, and the one this program created. The two under Indexes on contact_groups_erlang: are its PRIMARY KEY and its UNIQUE name.</w:t>
       </w:r>
     </w:p>
     <w:p>
@@ -14589,10 +15448,10 @@
         <w:pStyle w:val="ListBullet"/>
       </w:pPr>
       <w:r>
-        <w:t>If the program ran without the mysql lines above it, after an earlier run, the index already exists: the first plan line shows type ref, then erl stops with Runtime terminating during boot and {badmatch,{error,{1061,&lt;&lt;"42000"&gt;&gt;,&lt;&lt;"Duplicate key name 'idx_contacts_name'"&gt;&gt;}}}: ok = did not fit the server's refusal. erl also writes an erl_crash.dump file; delete it with Remove-Item erl_crash.dump (rm erl_crash.dump on Linux or macOS): it holds the program's memory, which can include the password. Run the whol</w:t>
-      </w:r>
-      <w:r>
-        <w:t>e block again, mysql lines included.</w:t>
+        <w:t>If the program ran without the mysql lines above it, after an earlier run, the index already exists: the first plan line shows type ref, then erl stops with Runtime terminating during boot and {badmatch,{error,{1061,&lt;&lt;"42000"&gt;&gt;,&lt;&lt;"Duplicate key name 'idx_contacts_erlang_name'"&gt;&gt;}}}: ok = did not fit the server's refusal. erl also writes an erl_crash.dump file; delete it with Remove-Item erl_crash.dump (rm erl_crash.dump on Linux or macOS): it holds the program's memory, which can include the password. Run t</w:t>
+      </w:r>
+      <w:r>
+        <w:t>he whole block again, mysql lines included.</w:t>
       </w:r>
     </w:p>
     <w:p>
@@ -14779,7 +15638,7 @@
         <w:pStyle w:val="SourceCode"/>
       </w:pPr>
       <w:r>
-        <w:t xml:space="preserve">                      "SELECT id, name, email, phone FROM contacts "</w:t>
+        <w:t xml:space="preserve">                      "SELECT id, name, email, phone FROM contacts_erlang "</w:t>
       </w:r>
     </w:p>
     <w:p>
@@ -14816,23 +15675,23 @@
         <w:pStyle w:val="SourceCode"/>
       </w:pPr>
       <w:r>
-        <w:t xml:space="preserve">        "CREATE INDEX idx_contacts_name ON contacts (name)").</w:t>
-      </w:r>
-    </w:p>
-    <w:p>
-      <w:pPr>
-        <w:pStyle w:val="SourceCode"/>
-      </w:pPr>
-      <w:r>
-        <w:t>-define(CONTACT_INDEXES, "SHOW INDEX FROM contacts").</w:t>
-      </w:r>
-    </w:p>
-    <w:p>
-      <w:pPr>
-        <w:pStyle w:val="SourceCode"/>
-      </w:pPr>
-      <w:r>
-        <w:t>-define(GROUP_INDEXES, "SHOW INDEX FROM contact_groups").</w:t>
+        <w:t xml:space="preserve">        "CREATE INDEX idx_contacts_erlang_name ON contacts_erlang (name)").</w:t>
+      </w:r>
+    </w:p>
+    <w:p>
+      <w:pPr>
+        <w:pStyle w:val="SourceCode"/>
+      </w:pPr>
+      <w:r>
+        <w:t>-define(CONTACT_INDEXES, "SHOW INDEX FROM contacts_erlang").</w:t>
+      </w:r>
+    </w:p>
+    <w:p>
+      <w:pPr>
+        <w:pStyle w:val="SourceCode"/>
+      </w:pPr>
+      <w:r>
+        <w:t>-define(GROUP_INDEXES, "SHOW INDEX FROM contact_groups_erlang").</w:t>
       </w:r>
     </w:p>
     <w:p>
@@ -15332,7 +16191,15 @@
         <w:pStyle w:val="SourceCode"/>
       </w:pPr>
       <w:r>
-        <w:t xml:space="preserve">            io:format("Created index idx_contacts_name on contacts (name)~n"),</w:t>
+        <w:t xml:space="preserve">            io:format("Created index idx_contacts_erlang_name on "</w:t>
+      </w:r>
+    </w:p>
+    <w:p>
+      <w:pPr>
+        <w:pStyle w:val="SourceCode"/>
+      </w:pPr>
+      <w:r>
+        <w:t xml:space="preserve">                      "contacts_erlang (name)~n"),</w:t>
       </w:r>
     </w:p>
     <w:p>
@@ -15667,7 +16534,15 @@
         <w:pStyle w:val="SourceCode"/>
       </w:pPr>
       <w:r>
-        <w:t xml:space="preserve">    ContactIndexesFailed = list_indexes(Connection, "Indexes on contacts:",</w:t>
+        <w:t xml:space="preserve">    ContactIndexesFailed = list_indexes(Connection,</w:t>
+      </w:r>
+    </w:p>
+    <w:p>
+      <w:pPr>
+        <w:pStyle w:val="SourceCode"/>
+      </w:pPr>
+      <w:r>
+        <w:t xml:space="preserve">                                        "Indexes on contacts_erlang:",</w:t>
       </w:r>
     </w:p>
     <w:p>
@@ -15683,7 +16558,15 @@
         <w:pStyle w:val="SourceCode"/>
       </w:pPr>
       <w:r>
-        <w:t xml:space="preserve">    GroupIndexesFailed = list_indexes(Connection, "Indexes on contact_groups:",</w:t>
+        <w:t xml:space="preserve">    GroupIndexesFailed = list_indexes(Connection,</w:t>
+      </w:r>
+    </w:p>
+    <w:p>
+      <w:pPr>
+        <w:pStyle w:val="SourceCode"/>
+      </w:pPr>
+      <w:r>
+        <w:t xml:space="preserve">                                      "Indexes on contact_groups_erlang:",</w:t>
       </w:r>
     </w:p>
     <w:p>
@@ -16126,7 +17009,7 @@
         <w:keepNext/>
       </w:pPr>
       <w:r>
-        <w:t>Run the program once, then show its exit code. The mysql lines reset the tables first, as in the Basic block.</w:t>
+        <w:t>Run the program once, then show its exit code. The mysql lines reset this language's tables first, as in the Basic block.</w:t>
       </w:r>
     </w:p>
     <w:p>
@@ -16203,7 +17086,7 @@
         <w:keepNext/>
       </w:pPr>
       <w:r>
-        <w:t xml:space="preserve">    -e "source ./sql/reset_contacts.sql"</w:t>
+        <w:t xml:space="preserve">    -e "source ./sql/reset_contacts_erlang.sql"</w:t>
       </w:r>
     </w:p>
     <w:p>
@@ -16278,7 +17161,7 @@
         <w:keepNext/>
       </w:pPr>
       <w:r>
-        <w:t>mysql -u devuser -h 127.0.0.1 -P 3306 -D spa_contacts &lt; ./sql/reset_contacts.sql</w:t>
+        <w:t>mysql -u devuser -h 127.0.0.1 -P 3306 -D spa_contacts \</w:t>
       </w:r>
     </w:p>
     <w:p>
@@ -16287,6 +17170,15 @@
         <w:keepNext/>
       </w:pPr>
       <w:r>
+        <w:t xml:space="preserve">    &lt; ./sql/reset_contacts_erlang.sql</w:t>
+      </w:r>
+    </w:p>
+    <w:p>
+      <w:pPr>
+        <w:pStyle w:val="CommandBlock"/>
+        <w:keepNext/>
+      </w:pPr>
+      <w:r>
         <w:t>unset MYSQL_PWD</w:t>
       </w:r>
     </w:p>
@@ -16357,7 +17249,7 @@
         <w:keepNext/>
       </w:pPr>
       <w:r>
-        <w:t>Created index idx_contacts_name on contacts (name)</w:t>
+        <w:t>Created index idx_contacts_erlang_name on contacts_erlang (name)</w:t>
       </w:r>
     </w:p>
     <w:p>
@@ -16366,7 +17258,7 @@
         <w:keepNext/>
       </w:pPr>
       <w:r>
-        <w:t>Plan after the index: type ref, key idx_contacts_name</w:t>
+        <w:t>Plan after the index: type ref, key idx_contacts_erlang_name</w:t>
       </w:r>
     </w:p>
     <w:p>
@@ -16375,7 +17267,7 @@
         <w:keepNext/>
       </w:pPr>
       <w:r>
-        <w:t>Indexes on contacts:</w:t>
+        <w:t>Indexes on contacts_erlang:</w:t>
       </w:r>
     </w:p>
     <w:p>
@@ -16411,7 +17303,7 @@
         <w:keepNext/>
       </w:pPr>
       <w:r>
-        <w:t xml:space="preserve">  idx_contacts_name on name, not unique</w:t>
+        <w:t xml:space="preserve">  idx_contacts_erlang_name on name, not unique</w:t>
       </w:r>
     </w:p>
     <w:p>
@@ -16420,7 +17312,7 @@
         <w:keepNext/>
       </w:pPr>
       <w:r>
-        <w:t>Indexes on contact_groups:</w:t>
+        <w:t>Indexes on contact_groups_erlang:</w:t>
       </w:r>
     </w:p>
     <w:p>
@@ -16466,7 +17358,7 @@
         <w:pStyle w:val="ListBullet"/>
       </w:pPr>
       <w:r>
-        <w:t>Now run only the program line again, without the mysql lines. The index is still there from the first run, because an index belongs to the table and stays until it is dropped: the first plan already shows type ref, key idx_contacts_name, the Created line becomes Error: Duplicate key name 'idx_contacts_name', the server's error 1061, and the exit code is 1. Run the whole block again, mysql lines included, to start from the known state.</w:t>
+        <w:t>Now run only the program line again, without the mysql lines. The index is still there from the first run, because an index belongs to the table and stays until it is dropped: the first plan already shows type ref, key idx_contacts_erlang_name, the Created line becomes Error: Duplicate key name 'idx_contacts_erlang_name', the server's error 1061, and the exit code is 1. Run the whole block again, mysql lines included, to start from the known state.</w:t>
       </w:r>
     </w:p>
     <w:p>
@@ -16558,10 +17450,10 @@
     </w:p>
     <w:p>
       <w:r>
-        <w:t>Both versions connect to spa_contacts with Lesson 4.7a's found-rows setting, ask for the plan of the name lookup, create idx_contacts_name, ask again, and list the indexes of both tables. The Basic version trusts every step and has the name lookup built into show_plan. The Production-Minded version connects through Lesson 4.2a's connect_database and passes the EXPLAIN's SQL and value to show_plan, so one function can show the plan of any lookup with one value; it reports a refused statement, such as a secon</w:t>
-      </w:r>
-      <w:r>
-        <w:t>d CREATE INDEX, as one Error line with the server's own message, keeps going, ends with exit code 1 if any step failed, and closes the connection with its cleanup form, try ... after, even after an error.</w:t>
+        <w:t xml:space="preserve">Both versions connect to spa_contacts with Lesson 4.7a's found-rows setting, ask for the plan of the name lookup, create idx_contacts_erlang_name, ask again, and list the indexes of both tables. The Basic version trusts every step and has the name lookup built into show_plan. The Production-Minded version connects through Lesson 4.2a's connect_database and passes the EXPLAIN's SQL and value to show_plan, so one function can show the plan of any lookup with one value; it reports a refused statement, such as </w:t>
+      </w:r>
+      <w:r>
+        <w:t>a second CREATE INDEX, as one Error line with the server's own message, keeps going, ends with exit code 1 if any step failed, and closes the connection with its cleanup form, try ... after, even after an error.</w:t>
       </w:r>
     </w:p>
     <w:p>
@@ -18434,7 +19326,7 @@
         <w:pStyle w:val="ListBullet"/>
       </w:pPr>
       <w:r>
-        <w:t>Lookup after the index: found id 3, entries read: 1 proves the same lookup now went through idsByName straight to entry 3, as MySQL's type ref goes through idx_contacts_name. The answer, id 3, did not change; only the way to it did.</w:t>
+        <w:t>Lookup after the index: found id 3, entries read: 1 proves the same lookup now went through idsByName straight to entry 3, as MySQL's type ref goes through the index on name. The answer, id 3, did not change; only the way to it did.</w:t>
       </w:r>
     </w:p>
     <w:p>
@@ -19744,7 +20636,7 @@
         <w:pStyle w:val="ListBullet"/>
       </w:pPr>
       <w:r>
-        <w:t>Run the Data Reset first, then every Build and Run block whole, from the lesson-4.12-extended folder, in a terminal that has SPA_DB_PASSWORD. Each Assembly, Rust, and Erlang block resets the tables again before its program.</w:t>
+        <w:t>Run the Data Reset first, then every Build and Run block whole, from the lesson-4.12-extended folder, in a terminal that has SPA_DB_PASSWORD. Each Assembly, Rust, and Erlang block resets its own language's tables again before its program.</w:t>
       </w:r>
     </w:p>
     <w:p>
@@ -19768,7 +20660,7 @@
         <w:pStyle w:val="ListBullet"/>
       </w:pPr>
       <w:r>
-        <w:t>Every Assembly, Rust, and Erlang program, Basic and Production-Minded, prints the twelve Required Clean-Run Output lines below exactly, in the same order, with nothing extra, and ends with exit code 0.</w:t>
+        <w:t>Every Assembly, Rust, and Erlang program, Basic and Production-Minded, prints the twelve Required Clean-Run Output lines below exactly, with its own table and index names, in the same order, with nothing extra, and ends with exit code 0.</w:t>
       </w:r>
     </w:p>
     <w:p>
@@ -19776,7 +20668,7 @@
         <w:pStyle w:val="ListBullet"/>
       </w:pPr>
       <w:r>
-        <w:t>After an Assembly, Rust, or Erlang clean-run Build and Run block, the Plan Check below shows the whole plan from outside the program, with type ref and key idx_contacts_name: the index outlived the program that created it.</w:t>
+        <w:t>After an Assembly, Rust, or Erlang clean-run Build and Run block, the Plan Check below shows the whole plan from outside the program, with type ref and the language's index as key, such as idx_contacts_assembly_name: the index outlived the program that created it.</w:t>
       </w:r>
     </w:p>
     <w:p>
@@ -19867,7 +20759,7 @@
         <w:keepNext/>
       </w:pPr>
       <w:r>
-        <w:t>Index: idx_contacts_name on contacts (name)</w:t>
+        <w:t>Tables: contacts_&lt;language&gt; and contact_groups_&lt;language&gt;, such as contacts_rust</w:t>
       </w:r>
     </w:p>
     <w:p>
@@ -19876,6 +20768,15 @@
         <w:keepNext/>
       </w:pPr>
       <w:r>
+        <w:t>Index: idx_contacts_&lt;language&gt;_name on contacts_&lt;language&gt; (name)</w:t>
+      </w:r>
+    </w:p>
+    <w:p>
+      <w:pPr>
+        <w:pStyle w:val="RequiredOutput"/>
+        <w:keepNext/>
+      </w:pPr>
+      <w:r>
         <w:t>Solidity: ContactBook's idsByName, from a name to its ids</w:t>
       </w:r>
     </w:p>
@@ -19885,7 +20786,7 @@
         <w:keepNext/>
       </w:pPr>
       <w:r>
-        <w:t>Exercise: DROP INDEX idx_contacts_name ON contacts, then the plan again</w:t>
+        <w:t>Exercise: DROP INDEX idx_contacts_&lt;language&gt;_name, then the plan again</w:t>
       </w:r>
     </w:p>
     <w:p>
@@ -19919,7 +20820,7 @@
         <w:keepNext/>
       </w:pPr>
       <w:r>
-        <w:t>The Assembly, Rust, and Erlang programs, Basic and Production-Minded, show these lines and end with exit code 0. Solidity's scripts log lines of their own, shown in the Solidity section.</w:t>
+        <w:t>The Assembly, Rust, and Erlang programs, Basic and Production-Minded, show these lines and end with exit code 0. Solidity's scripts log lines of their own, shown in the Solidity section. These are the Assembly programs' lines; Rust and Erlang show their own tables' names, such as contacts_rust, contact_groups_rust, and idx_contacts_rust_name, in place of contacts_assembly, contact_groups_assembly, and idx_contacts_assembly_name.</w:t>
       </w:r>
     </w:p>
     <w:p>
@@ -19951,7 +20852,7 @@
         <w:keepNext/>
       </w:pPr>
       <w:r>
-        <w:t>Created index idx_contacts_name on contacts (name)</w:t>
+        <w:t>Created index idx_contacts_assembly_name on contacts_assembly (name)</w:t>
       </w:r>
     </w:p>
     <w:p>
@@ -19960,7 +20861,7 @@
         <w:keepNext/>
       </w:pPr>
       <w:r>
-        <w:t>Plan after the index: type ref, key idx_contacts_name</w:t>
+        <w:t>Plan after the index: type ref, key idx_contacts_assembly_name</w:t>
       </w:r>
     </w:p>
     <w:p>
@@ -19969,7 +20870,7 @@
         <w:keepNext/>
       </w:pPr>
       <w:r>
-        <w:t>Indexes on contacts:</w:t>
+        <w:t>Indexes on contacts_assembly:</w:t>
       </w:r>
     </w:p>
     <w:p>
@@ -20005,7 +20906,7 @@
         <w:keepNext/>
       </w:pPr>
       <w:r>
-        <w:t xml:space="preserve">  idx_contacts_name on name, not unique</w:t>
+        <w:t xml:space="preserve">  idx_contacts_assembly_name on name, not unique</w:t>
       </w:r>
     </w:p>
     <w:p>
@@ -20014,7 +20915,7 @@
         <w:keepNext/>
       </w:pPr>
       <w:r>
-        <w:t>Indexes on contact_groups:</w:t>
+        <w:t>Indexes on contact_groups_assembly:</w:t>
       </w:r>
     </w:p>
     <w:p>
@@ -20054,7 +20955,10 @@
     </w:p>
     <w:p>
       <w:r>
-        <w:t>Right after an Assembly, Rust, or Erlang clean-run Build and Run block, ask the server for the same plan yourself, from the mysql client: a second connection, separate from the program's. Remember, -E prints each column of the answer on its own line, name first, and $query holds the SELECT with the name written into it, fixed text you typed, not outside input (Lesson 4.12).</w:t>
+        <w:t>Right after an Assembly, Rust, or Erlang clean-run Build and Run block, ask the server for the same plan yourself, from the mysql client: a second connection, separate from the program's. Remember, -E prints each column of the answer on its own line, name first, and $query holds the SELECT with the name written into it, fixed text you typed, not outside input (Lesson 4.12); as in the Data Reset, + joins its two pieces of text. The commands check the Assembly programs' table; after a Rust or Erlang block, pu</w:t>
+      </w:r>
+      <w:r>
+        <w:t>t contacts_rust or contacts_erlang in place of contacts_assembly, and the key shown is that language's index.</w:t>
       </w:r>
     </w:p>
     <w:p>
@@ -20094,7 +20998,7 @@
         <w:keepNext/>
       </w:pPr>
       <w:r>
-        <w:t>$query = "SELECT id, name, email, phone FROM contacts WHERE name = 'Alan Turing'"</w:t>
+        <w:t>$query = "SELECT id, name, email, phone FROM contacts_assembly " + `</w:t>
       </w:r>
     </w:p>
     <w:p>
@@ -20103,6 +21007,15 @@
         <w:keepNext/>
       </w:pPr>
       <w:r>
+        <w:t xml:space="preserve">    "WHERE name = 'Alan Turing'"</w:t>
+      </w:r>
+    </w:p>
+    <w:p>
+      <w:pPr>
+        <w:pStyle w:val="CommandBlock"/>
+        <w:keepNext/>
+      </w:pPr>
+      <w:r>
         <w:t>&amp; $mysql -u devuser -h 127.0.0.1 -P 3306 -D spa_contacts -E `</w:t>
       </w:r>
     </w:p>
@@ -20161,7 +21074,7 @@
         <w:keepNext/>
       </w:pPr>
       <w:r>
-        <w:t xml:space="preserve">        table: contacts</w:t>
+        <w:t xml:space="preserve">        table: contacts_assembly</w:t>
       </w:r>
     </w:p>
     <w:p>
@@ -20188,7 +21101,7 @@
         <w:keepNext/>
       </w:pPr>
       <w:r>
-        <w:t>possible_keys: idx_contacts_name</w:t>
+        <w:t>possible_keys: idx_contacts_assembly_name</w:t>
       </w:r>
     </w:p>
     <w:p>
@@ -20197,7 +21110,7 @@
         <w:keepNext/>
       </w:pPr>
       <w:r>
-        <w:t xml:space="preserve">          key: idx_contacts_name</w:t>
+        <w:t xml:space="preserve">          key: idx_contacts_assembly_name</w:t>
       </w:r>
     </w:p>
     <w:p>
@@ -20272,7 +21185,7 @@
         <w:keepNext/>
       </w:pPr>
       <w:r>
-        <w:t>query="SELECT id, name, email, phone FROM contacts WHERE name = 'Alan Turing'"</w:t>
+        <w:t>query="SELECT id, name, email, phone FROM contacts_assembly"</w:t>
       </w:r>
     </w:p>
     <w:p>
@@ -20281,6 +21194,15 @@
         <w:keepNext/>
       </w:pPr>
       <w:r>
+        <w:t>query="$query WHERE name = 'Alan Turing'"</w:t>
+      </w:r>
+    </w:p>
+    <w:p>
+      <w:pPr>
+        <w:pStyle w:val="CommandBlock"/>
+        <w:keepNext/>
+      </w:pPr>
+      <w:r>
         <w:t>mysql -u devuser -h 127.0.0.1 -P 3306 -D spa_contacts -E \</w:t>
       </w:r>
     </w:p>
@@ -20473,7 +21395,7 @@
     </w:p>
     <w:p>
       <w:r>
-        <w:t>Drop the index and look again. Write drop_name_index in the Production-Minded program: it sends DROP INDEX idx_contacts_name ON contacts, prints Dropped index idx_contacts_name, and returns 1 after one Error line when the server refuses, or 0, like create_name_index. Then call it after the second plan, and ask for the plan a third time with the heading Plan after dropping the index.</w:t>
+        <w:t>Drop the index and look again. Write drop_name_index in the Production-Minded program: it sends DROP INDEX with its own language's index and table, such as DROP INDEX idx_contacts_rust_name ON contacts_rust, prints Dropped index and the index's name, and returns 1 after one Error line when the server refuses, or 0, like create_name_index. Then call it after the second plan, and ask for the plan a third time with the heading Plan after dropping the index.</w:t>
       </w:r>
     </w:p>
     <w:p>
@@ -20486,10 +21408,10 @@
         <w:pStyle w:val="ListBullet"/>
       </w:pPr>
       <w:r>
-        <w:t>Assembly: Add drop_name_index_sql db "DROP INDEX idx_contacts_name ON contacts", 0, dropped_line db "Dropped index idx_contacts_name", 10, 0, and dropped_heading db "Plan after dropping the index", 0 to .rdata. Write drop_name_index like create_name_index, with drop_name_index_sql and dropped_line, above main. In main, right before the first list_indexes call, call drop_name_index with rcx the connection and add eax to r13d; then call show_plan with rdx the address of dropped_heading, r8 plan_by_name_sql, a</w:t>
-      </w:r>
-      <w:r>
-        <w:t>nd r9 lookup_name, and add eax to r13d.</w:t>
+        <w:t>Assembly: Add drop_name_index_sql over two db lines, db "DROP INDEX idx_contacts_assembly_name " and db "ON contacts_assembly", 0, then dropped_line db "Dropped index idx_contacts_assembly_name", 10, 0, and dropped_heading db "Plan after dropping the index", 0 to .rdata. Write drop_name_index like create_name_index, with drop_name_index_sql and dropped_line, above main. In main, right before the first list_indexes call, call drop_name_index with rcx the connection and add eax to r13d; then call show_plan wi</w:t>
+      </w:r>
+      <w:r>
+        <w:t>th rdx the address of dropped_heading, r8 plan_by_name_sql, and r9 lookup_name, and add eax to r13d.</w:t>
       </w:r>
     </w:p>
     <w:p>
@@ -20497,7 +21419,7 @@
         <w:pStyle w:val="ListBullet"/>
       </w:pPr>
       <w:r>
-        <w:t>Rust: Add const DROP_NAME_INDEX: &amp;str = "DROP INDEX idx_contacts_name ON contacts"; and write fn drop_name_index(connection: &amp;mut Conn) -&gt; u32 like create_name_index. In run, right before the first list_indexes line, add failures += drop_name_index(&amp;mut connection); and failures += show_plan(&amp;mut connection, "Plan after dropping the index", PLAN_BY_NAME, LOOKUP_NAME);.</w:t>
+        <w:t>Rust: Add const DROP_NAME_INDEX: &amp;str = "DROP INDEX idx_contacts_rust_name ON contacts_rust"; and write fn drop_name_index(connection: &amp;mut Conn) -&gt; u32 like create_name_index. In run, right before the first list_indexes line, add failures += drop_name_index(&amp;mut connection); and failures += show_plan(&amp;mut connection, "Plan after dropping the index", PLAN_BY_NAME, LOOKUP_NAME);.</w:t>
       </w:r>
     </w:p>
     <w:p>
@@ -20505,7 +21427,7 @@
         <w:pStyle w:val="ListBullet"/>
       </w:pPr>
       <w:r>
-        <w:t>Erlang: Add -define(DROP_NAME_INDEX, "DROP INDEX idx_contacts_name ON contacts"). and write drop_name_index(Connection) like create_name_index. In index_all, before ContactIndexesFailed's line, add DropFailed = drop_name_index(Connection), and PlanDroppedFailed = show_plan(Connection, "Plan after dropping the index", ?PLAN_BY_NAME, ?LOOKUP_NAME), and add DropFailed + PlanDroppedFailed to the sum at the end.</w:t>
+        <w:t>Erlang: Add -define(DROP_NAME_INDEX, "DROP INDEX idx_contacts_erlang_name ON contacts_erlang"). and write drop_name_index(Connection) like create_name_index. In index_all, before ContactIndexesFailed's line, add DropFailed = drop_name_index(Connection), and PlanDroppedFailed = show_plan(Connection, "Plan after dropping the index", ?PLAN_BY_NAME, ?LOOKUP_NAME), and add DropFailed + PlanDroppedFailed to the sum at the end.</w:t>
       </w:r>
     </w:p>
     <w:p>
@@ -20526,20 +21448,20 @@
     </w:p>
     <w:p>
       <w:r>
-        <w:t>Before you run it, predict the third plan, and how many indexes SHOW INDEX will list for contacts.</w:t>
-      </w:r>
-    </w:p>
-    <w:p>
-      <w:pPr>
-        <w:keepNext/>
-      </w:pPr>
-    </w:p>
-    <w:p>
-      <w:pPr>
-        <w:keepNext/>
-      </w:pPr>
-      <w:r>
-        <w:t>The output must match the Required Exercise Output at the end of this Exercise, with exit code 0: the third plan is back to type ALL, key (none), and contacts lists three indexes again. The contacts and their rows did not change at all; only the way to find them did. Solidity logs these lines, with forge's exit code 0; the third lookup reads every entry again:</w:t>
+        <w:t>Before you run it, predict the third plan, and how many indexes SHOW INDEX will list for your language's contacts table.</w:t>
+      </w:r>
+    </w:p>
+    <w:p>
+      <w:pPr>
+        <w:keepNext/>
+      </w:pPr>
+    </w:p>
+    <w:p>
+      <w:pPr>
+        <w:keepNext/>
+      </w:pPr>
+      <w:r>
+        <w:t>The output must match the Required Exercise Output at the end of this Exercise, with exit code 0: the third plan is back to type ALL, key (none), and the contacts table lists three indexes again. The contacts and their rows did not change at all; only the way to find them did. Solidity logs these lines, with forge's exit code 0; the third lookup reads every entry again:</w:t>
       </w:r>
     </w:p>
     <w:p>
@@ -20610,7 +21532,7 @@
         <w:keepNext/>
       </w:pPr>
       <w:r>
-        <w:t>Then try the mistake once, in your own language's Production-Minded program, and put it back: in the program without the Exercise's change, copy the line that calls create_name_index (in Assembly, the three lines from mov rcx, rbx to add r13d, eax; in Erlang, as CreateAgainFailed, added to the sum) so the index is created twice. Run the block. The second CREATE INDEX is refused, and the program prints one line on the error stream, the same in every language:</w:t>
+        <w:t>Then try the mistake once, in your own language's Production-Minded program, and put it back: in the program without the Exercise's change, copy the line that calls create_name_index (in Assembly, the three lines from mov rcx, rbx to add r13d, eax; in Erlang, as CreateAgainFailed, added to the sum) so the index is created twice. Run the block. The second CREATE INDEX is refused, and the program prints one line on the error stream, the same in every language apart from the index's name; this is Assembly's:</w:t>
       </w:r>
     </w:p>
     <w:p>
@@ -20623,7 +21545,7 @@
         <w:pStyle w:val="RequiredOutput"/>
       </w:pPr>
       <w:r>
-        <w:t>Error: Duplicate key name 'idx_contacts_name'</w:t>
+        <w:t>Error: Duplicate key name 'idx_contacts_assembly_name'</w:t>
       </w:r>
     </w:p>
     <w:p>
@@ -20720,7 +21642,7 @@
         <w:keepNext/>
       </w:pPr>
       <w:r>
-        <w:t>With the index dropped after the second plan, a third plan, and exit code 0:</w:t>
+        <w:t>With the index dropped after the second plan, a third plan, and exit code 0. These are the Assembly programs' lines; Rust and Erlang show their own tables' names, such as contacts_rust, contact_groups_rust, and idx_contacts_rust_name, in place of contacts_assembly, contact_groups_assembly, and idx_contacts_assembly_name.</w:t>
       </w:r>
     </w:p>
     <w:p>
@@ -20752,7 +21674,7 @@
         <w:keepNext/>
       </w:pPr>
       <w:r>
-        <w:t>Created index idx_contacts_name on contacts (name)</w:t>
+        <w:t>Created index idx_contacts_assembly_name on contacts_assembly (name)</w:t>
       </w:r>
     </w:p>
     <w:p>
@@ -20761,7 +21683,7 @@
         <w:keepNext/>
       </w:pPr>
       <w:r>
-        <w:t>Plan after the index: type ref, key idx_contacts_name</w:t>
+        <w:t>Plan after the index: type ref, key idx_contacts_assembly_name</w:t>
       </w:r>
     </w:p>
     <w:p>
@@ -20770,7 +21692,7 @@
         <w:keepNext/>
       </w:pPr>
       <w:r>
-        <w:t>Dropped index idx_contacts_name</w:t>
+        <w:t>Dropped index idx_contacts_assembly_name</w:t>
       </w:r>
     </w:p>
     <w:p>
@@ -20788,7 +21710,7 @@
         <w:keepNext/>
       </w:pPr>
       <w:r>
-        <w:t>Indexes on contacts:</w:t>
+        <w:t>Indexes on contacts_assembly:</w:t>
       </w:r>
     </w:p>
     <w:p>
@@ -20824,7 +21746,7 @@
         <w:keepNext/>
       </w:pPr>
       <w:r>
-        <w:t>Indexes on contact_groups:</w:t>
+        <w:t>Indexes on contact_groups_assembly:</w:t>
       </w:r>
     </w:p>
     <w:p>
@@ -20882,7 +21804,7 @@
         <w:pStyle w:val="ListBullet"/>
       </w:pPr>
       <w:r>
-        <w:t>With the heading Plan for an email, the SQL EXPLAIN FORMAT=TRADITIONAL SELECT id, name, email, phone FROM contacts WHERE email = ?, and the value alan@example.com.</w:t>
+        <w:t>With the heading Plan for an email, the SQL EXPLAIN FORMAT=TRADITIONAL SELECT id, name, email, phone FROM contacts_assembly WHERE email = ?, with your language's table, and the value alan@example.com.</w:t>
       </w:r>
     </w:p>
     <w:p>
@@ -20890,7 +21812,7 @@
         <w:pStyle w:val="ListBullet"/>
       </w:pPr>
       <w:r>
-        <w:t>With the heading Plan for a name ending, the SQL EXPLAIN FORMAT=TRADITIONAL SELECT id, name, email, phone FROM contacts WHERE name LIKE ?, and the value %Turing. Remember, the program puts the % into the value, never into the SQL (Lesson 4.9).</w:t>
+        <w:t>With the heading Plan for a name ending, the SQL EXPLAIN FORMAT=TRADITIONAL SELECT id, name, email, phone FROM contacts_assembly WHERE name LIKE ?, with your language's table, and the value %Turing. Remember, the program puts the % into the value, never into the SQL (Lesson 4.9).</w:t>
       </w:r>
     </w:p>
     <w:p>
@@ -20937,7 +21859,7 @@
     </w:p>
     <w:p>
       <w:r>
-        <w:t>Run it. The output must match the Required Challenge Output at the end of this Challenge, with exit code 0. The email lookup uses Lesson 4.4's UNIQUE index, email, with type const: a unique index holds each value at most once, so the server knows at most one row can match. The name-ending lookup uses no index, although idx_contacts_name exists: the names are sorted by how they start, so every name must be checked for how it ends (Lesson 4.12). With the Exercise's change as well, the two plans come first, th</w:t>
+        <w:t>Run it. The output must match the Required Challenge Output at the end of this Challenge, with exit code 0. The email lookup uses Lesson 4.4's UNIQUE index, email, with type const: a unique index holds each value at most once, so the server knows at most one row can match. The name-ending lookup uses no index, although the index on name exists: the names are sorted by how they start, so every name must be checked for how it ends (Lesson 4.12). With the Exercise's change as well, the two plans come first, th</w:t>
       </w:r>
       <w:r>
         <w:t>en the drop, and the output must match the Required Combined Output after it.</w:t>
@@ -21056,7 +21978,7 @@
         <w:keepNext/>
       </w:pPr>
       <w:r>
-        <w:t>With the two plans for an email and for a name ending, and exit code 0:</w:t>
+        <w:t>With the two plans for an email and for a name ending, and exit code 0. These are the Assembly programs' lines; Rust and Erlang show their own tables' names, such as contacts_rust, contact_groups_rust, and idx_contacts_rust_name, in place of contacts_assembly, contact_groups_assembly, and idx_contacts_assembly_name.</w:t>
       </w:r>
     </w:p>
     <w:p>
@@ -21088,7 +22010,7 @@
         <w:keepNext/>
       </w:pPr>
       <w:r>
-        <w:t>Created index idx_contacts_name on contacts (name)</w:t>
+        <w:t>Created index idx_contacts_assembly_name on contacts_assembly (name)</w:t>
       </w:r>
     </w:p>
     <w:p>
@@ -21097,7 +22019,7 @@
         <w:keepNext/>
       </w:pPr>
       <w:r>
-        <w:t>Plan after the index: type ref, key idx_contacts_name</w:t>
+        <w:t>Plan after the index: type ref, key idx_contacts_assembly_name</w:t>
       </w:r>
     </w:p>
     <w:p>
@@ -21124,7 +22046,7 @@
         <w:keepNext/>
       </w:pPr>
       <w:r>
-        <w:t>Indexes on contacts:</w:t>
+        <w:t>Indexes on contacts_assembly:</w:t>
       </w:r>
     </w:p>
     <w:p>
@@ -21160,7 +22082,7 @@
         <w:keepNext/>
       </w:pPr>
       <w:r>
-        <w:t xml:space="preserve">  idx_contacts_name on name, not unique</w:t>
+        <w:t xml:space="preserve">  idx_contacts_assembly_name on name, not unique</w:t>
       </w:r>
     </w:p>
     <w:p>
@@ -21169,7 +22091,7 @@
         <w:keepNext/>
       </w:pPr>
       <w:r>
-        <w:t>Indexes on contact_groups:</w:t>
+        <w:t>Indexes on contact_groups_assembly:</w:t>
       </w:r>
     </w:p>
     <w:p>
@@ -21212,7 +22134,7 @@
         <w:keepNext/>
       </w:pPr>
       <w:r>
-        <w:t>With both changes, the Challenge's plans come first, then the Exercise's drop, and exit code 0:</w:t>
+        <w:t>With both changes, the Challenge's plans come first, then the Exercise's drop, and exit code 0. These are the Assembly programs' lines; Rust and Erlang show their own tables' names, such as contacts_rust, contact_groups_rust, and idx_contacts_rust_name, in place of contacts_assembly, contact_groups_assembly, and idx_contacts_assembly_name.</w:t>
       </w:r>
     </w:p>
     <w:p>
@@ -21244,7 +22166,7 @@
         <w:keepNext/>
       </w:pPr>
       <w:r>
-        <w:t>Created index idx_contacts_name on contacts (name)</w:t>
+        <w:t>Created index idx_contacts_assembly_name on contacts_assembly (name)</w:t>
       </w:r>
     </w:p>
     <w:p>
@@ -21253,7 +22175,7 @@
         <w:keepNext/>
       </w:pPr>
       <w:r>
-        <w:t>Plan after the index: type ref, key idx_contacts_name</w:t>
+        <w:t>Plan after the index: type ref, key idx_contacts_assembly_name</w:t>
       </w:r>
     </w:p>
     <w:p>
@@ -21280,7 +22202,7 @@
         <w:keepNext/>
       </w:pPr>
       <w:r>
-        <w:t>Dropped index idx_contacts_name</w:t>
+        <w:t>Dropped index idx_contacts_assembly_name</w:t>
       </w:r>
     </w:p>
     <w:p>
@@ -21298,7 +22220,7 @@
         <w:keepNext/>
       </w:pPr>
       <w:r>
-        <w:t>Indexes on contacts:</w:t>
+        <w:t>Indexes on contacts_assembly:</w:t>
       </w:r>
     </w:p>
     <w:p>
@@ -21334,7 +22256,7 @@
         <w:keepNext/>
       </w:pPr>
       <w:r>
-        <w:t>Indexes on contact_groups:</w:t>
+        <w:t>Indexes on contact_groups_assembly:</w:t>
       </w:r>
     </w:p>
     <w:p>
@@ -21398,7 +22320,7 @@
         <w:pStyle w:val="ListBullet"/>
       </w:pPr>
       <w:r>
-        <w:t>I can read SHOW INDEX's Non_unique, Key_name, and Column_name, and say why contacts has PRIMARY, email, and group_id indexes before I create any.</w:t>
+        <w:t>I can read SHOW INDEX's Non_unique, Key_name, and Column_name, and say why my language's contacts table has PRIMARY, email, and group_id indexes before I create any.</w:t>
       </w:r>
     </w:p>
     <w:p>
@@ -21450,10 +22372,10 @@
     </w:p>
     <w:p>
       <w:r>
-        <w:t>Assembly, Rust, and Erlang each asked for Lesson 4.12's plan with the name as a parameter, read only type and key from EXPLAIN's 12 columns, created idx_contacts_name, saw the plan change from ALL to ref, and listed every index with SHOW INDEX, printing the same twelve lines as Lesson 4.12's programs. Assembly needed a result record for every column, Rust read single columns from a Row, and Erlang named them with one pattern. Solidity has no index the chain keeps for you: a mapping finds an entry only by it</w:t>
-      </w:r>
-      <w:r>
-        <w:t>s key, and a lookup by anything else reads every entry, unless the contract keeps a second mapping, a secondary index, and pays gas to update it on every write. The trade-off is the same as MySQL's: faster lookups, paid for by every change. Lesson 4.13 groups two related statements into one transaction, so both happen or neither does.</w:t>
+        <w:t>Assembly, Rust, and Erlang each asked for Lesson 4.12's plan with the name as a parameter, read only type and key from EXPLAIN's 12 columns, created its own index on name, such as idx_contacts_rust_name, saw the plan change from ALL to ref, and listed every index with SHOW INDEX, printing the same twelve lines as Lesson 4.12's programs. Assembly needed a result record for every column, Rust read single columns from a Row, and Erlang named them with one pattern. Solidity has no index the chain keeps for you:</w:t>
+      </w:r>
+      <w:r>
+        <w:t xml:space="preserve"> a mapping finds an entry only by its key, and a lookup by anything else reads every entry, unless the contract keeps a second mapping, a secondary index, and pays gas to update it on every write. The trade-off is the same as MySQL's: faster lookups, paid for by every change. Lesson 4.13 groups two related statements into one transaction, so both happen or neither does.</w:t>
       </w:r>
     </w:p>
     <w:sectPr>
@@ -21639,31 +22561,31 @@
       </w:rPr>
     </w:lvl>
   </w:abstractNum>
-  <w:num w:numId="1" w16cid:durableId="194581825">
+  <w:num w:numId="1" w16cid:durableId="1042481288">
     <w:abstractNumId w:val="8"/>
   </w:num>
-  <w:num w:numId="2" w16cid:durableId="990019564">
+  <w:num w:numId="2" w16cid:durableId="582033766">
     <w:abstractNumId w:val="6"/>
   </w:num>
-  <w:num w:numId="3" w16cid:durableId="458425466">
+  <w:num w:numId="3" w16cid:durableId="1064911495">
     <w:abstractNumId w:val="5"/>
   </w:num>
-  <w:num w:numId="4" w16cid:durableId="218441311">
+  <w:num w:numId="4" w16cid:durableId="1898659427">
     <w:abstractNumId w:val="4"/>
   </w:num>
-  <w:num w:numId="5" w16cid:durableId="866260914">
+  <w:num w:numId="5" w16cid:durableId="1363558272">
     <w:abstractNumId w:val="7"/>
   </w:num>
-  <w:num w:numId="6" w16cid:durableId="1475295252">
+  <w:num w:numId="6" w16cid:durableId="137456073">
     <w:abstractNumId w:val="3"/>
   </w:num>
-  <w:num w:numId="7" w16cid:durableId="1939024778">
+  <w:num w:numId="7" w16cid:durableId="1503163690">
     <w:abstractNumId w:val="2"/>
   </w:num>
-  <w:num w:numId="8" w16cid:durableId="963973072">
+  <w:num w:numId="8" w16cid:durableId="348338590">
     <w:abstractNumId w:val="1"/>
   </w:num>
-  <w:num w:numId="9" w16cid:durableId="376048237">
+  <w:num w:numId="9" w16cid:durableId="1655135405">
     <w:abstractNumId w:val="0"/>
   </w:num>
 </w:numbering>

--- a/Volume 1/Chapter 04 - Databases/SPA_Vol1_Ch4_Lesson4_12a_Indexes_Extended.docx
+++ b/Volume 1/Chapter 04 - Databases/SPA_Vol1_Ch4_Lesson4_12a_Indexes_Extended.docx
@@ -656,10 +656,11 @@
         <w:pStyle w:val="ListBullet"/>
       </w:pPr>
       <w:r>
-        <w:t>Every program asks for EXPLAIN FORMAT=TRADITIONAL SELECT id, name, email, phone FROM contacts_assembly WHERE name = ?, with its own language's table, and Alan Turing as the parameter, prints only type and key, then sends CREATE INDEX idx_contacts_assembly_name ON contacts_assembly (name), with its own names, asks again, and lists SHOW INDEX FROM contacts_assembly and SHOW INDEX FROM contact_groups_assembly. These are Lesson 4.12's twelve lines, word for word, apart from each language's table and index names</w:t>
-      </w:r>
-      <w:r>
-        <w:t>.</w:t>
+        <w:t xml:space="preserve">Every program asks for EXPLAIN FORMAT=TRADITIONAL SELECT id, name, email, phone FROM contacts_assembly WHERE name = ?, with its own language's table, and Alan Turing as the parameter, prints only type and key, then sends CREATE INDEX idx_contacts_assembly_name ON contacts_assembly (name), with its own names, asks again, and lists SHOW INDEX FROM contacts_assembly and SHOW INDEX </w:t>
+      </w:r>
+      <w:r>
+        <w:lastRenderedPageBreak/>
+        <w:t>FROM contact_groups_assembly. These are Lesson 4.12's twelve lines, word for word, apart from each language's table and index names.</w:t>
       </w:r>
     </w:p>
     <w:p>
@@ -1127,7 +1128,7 @@
         <w:keepNext/>
       </w:pPr>
       <w:r>
-        <w:t>[profile.default]</w:t>
+        <w:t>[profile.default]  # Remember, the settings forge uses by default.</w:t>
       </w:r>
     </w:p>
     <w:p>
@@ -4652,23 +4653,23 @@
         <w:pStyle w:val="SourceCode"/>
       </w:pPr>
       <w:r>
-        <w:t xml:space="preserve">    ; key is NULL when the server would use no index. A NULL writes</w:t>
-      </w:r>
-    </w:p>
-    <w:p>
-      <w:pPr>
-        <w:pStyle w:val="SourceCode"/>
-      </w:pPr>
-      <w:r>
-        <w:t xml:space="preserve">    ; nothing into its place, so the program checks the key's bool first</w:t>
-      </w:r>
-    </w:p>
-    <w:p>
-      <w:pPr>
-        <w:pStyle w:val="SourceCode"/>
-      </w:pPr>
-      <w:r>
-        <w:t xml:space="preserve">    ; and prints (none) instead. r9 is printf's fourth value, the key.</w:t>
+        <w:t xml:space="preserve">    ; key is NULL when no index would be used; a NULL writes nothing, so its</w:t>
+      </w:r>
+    </w:p>
+    <w:p>
+      <w:pPr>
+        <w:pStyle w:val="SourceCode"/>
+      </w:pPr>
+      <w:r>
+        <w:t xml:space="preserve">    ; bool is tested first and r9, printf's fourth value, gets (none) then.</w:t>
+      </w:r>
+    </w:p>
+    <w:p>
+      <w:pPr>
+        <w:pStyle w:val="SourceCode"/>
+      </w:pPr>
+      <w:r>
+        <w:t xml:space="preserve">    ; NASM works out plan_texts + KEY_COLUMN * PLAN_TEXT_SIZE as it builds.</w:t>
       </w:r>
     </w:p>
     <w:p>
@@ -5240,15 +5241,15 @@
         <w:pStyle w:val="SourceCode"/>
       </w:pPr>
       <w:r>
-        <w:t>; eight values, so main sets aside 32 bytes of scratch space plus four</w:t>
-      </w:r>
-    </w:p>
-    <w:p>
-      <w:pPr>
-        <w:pStyle w:val="SourceCode"/>
-      </w:pPr>
-      <w:r>
-        <w:t>; 8-byte places for values 5 to 8.</w:t>
+        <w:t>; eight values: 32 bytes of scratch space, four 8-byte places for values</w:t>
+      </w:r>
+    </w:p>
+    <w:p>
+      <w:pPr>
+        <w:pStyle w:val="SourceCode"/>
+      </w:pPr>
+      <w:r>
+        <w:t>; 5 to 8, and 8 more to keep rsp a multiple of 16 make sub rsp, 72.</w:t>
       </w:r>
     </w:p>
     <w:p>
@@ -5293,15 +5294,15 @@
         <w:pStyle w:val="SourceCode"/>
       </w:pPr>
       <w:r>
-        <w:t xml:space="preserve">    ; Remember, the password comes only from SPA_DB_PASSWORD; getenv</w:t>
-      </w:r>
-    </w:p>
-    <w:p>
-      <w:pPr>
-        <w:pStyle w:val="SourceCode"/>
-      </w:pPr>
-      <w:r>
-        <w:t xml:space="preserve">    ; returns 0 when it is missing.</w:t>
+        <w:t xml:space="preserve">    ; Remember, the password comes only from SPA_DB_PASSWORD; getenv returns</w:t>
+      </w:r>
+    </w:p>
+    <w:p>
+      <w:pPr>
+        <w:pStyle w:val="SourceCode"/>
+      </w:pPr>
+      <w:r>
+        <w:t xml:space="preserve">    ; 0 when it is missing, and __acrt_iob_func(2) gives stderr for fprintf.</w:t>
       </w:r>
     </w:p>
     <w:p>
@@ -5418,31 +5419,31 @@
         <w:pStyle w:val="SourceCode"/>
       </w:pPr>
       <w:r>
-        <w:t xml:space="preserve">    ; Remember, mysql_real_connect takes the handle, host, user, and</w:t>
-      </w:r>
-    </w:p>
-    <w:p>
-      <w:pPr>
-        <w:pStyle w:val="SourceCode"/>
-      </w:pPr>
-      <w:r>
-        <w:t xml:space="preserve">    ; password in registers, then the database, the port, the socket (0,</w:t>
-      </w:r>
-    </w:p>
-    <w:p>
-      <w:pPr>
-        <w:pStyle w:val="SourceCode"/>
-      </w:pPr>
-      <w:r>
-        <w:t xml:space="preserve">    ; none), and the client flags on the stack (Lesson 4.7a). It returns</w:t>
-      </w:r>
-    </w:p>
-    <w:p>
-      <w:pPr>
-        <w:pStyle w:val="SourceCode"/>
-      </w:pPr>
-      <w:r>
-        <w:t xml:space="preserve">    ; 0 when it cannot connect, so even this Basic version checks.</w:t>
+        <w:t xml:space="preserve">    ; Remember, mysql_init(0) makes a new handle, and mysql_real_connect</w:t>
+      </w:r>
+    </w:p>
+    <w:p>
+      <w:pPr>
+        <w:pStyle w:val="SourceCode"/>
+      </w:pPr>
+      <w:r>
+        <w:t xml:space="preserve">    ; takes it, host, user, and password in registers, then the database,</w:t>
+      </w:r>
+    </w:p>
+    <w:p>
+      <w:pPr>
+        <w:pStyle w:val="SourceCode"/>
+      </w:pPr>
+      <w:r>
+        <w:t xml:space="preserve">    ; port, socket (0, none), and client flags on the stack (Lesson 4.7a).</w:t>
+      </w:r>
+    </w:p>
+    <w:p>
+      <w:pPr>
+        <w:pStyle w:val="SourceCode"/>
+      </w:pPr>
+      <w:r>
+        <w:t xml:space="preserve">    ; It returns 0 when it cannot connect, so even this Basic version checks.</w:t>
       </w:r>
     </w:p>
     <w:p>
@@ -7418,23 +7419,23 @@
         <w:pStyle w:val="SourceCode"/>
       </w:pPr>
       <w:r>
-        <w:t>; connect_database: Lesson 4.2a's, with CLIENT_FOUND_ROWS as its client</w:t>
-      </w:r>
-    </w:p>
-    <w:p>
-      <w:pPr>
-        <w:pStyle w:val="SourceCode"/>
-      </w:pPr>
-      <w:r>
-        <w:t>; flags (Lesson 4.7a). Connects the handle with every setting, the</w:t>
-      </w:r>
-    </w:p>
-    <w:p>
-      <w:pPr>
-        <w:pStyle w:val="SourceCode"/>
-      </w:pPr>
-      <w:r>
-        <w:t>; database too.</w:t>
+        <w:t>; connect_database: Lesson 4.2a's, with CLIENT_FOUND_ROWS as its eighth</w:t>
+      </w:r>
+    </w:p>
+    <w:p>
+      <w:pPr>
+        <w:pStyle w:val="SourceCode"/>
+      </w:pPr>
+      <w:r>
+        <w:t>; value, the client flags (Lesson 4.7a). sub rsp, 72: 32 bytes of scratch,</w:t>
+      </w:r>
+    </w:p>
+    <w:p>
+      <w:pPr>
+        <w:pStyle w:val="SourceCode"/>
+      </w:pPr>
+      <w:r>
+        <w:t>; four places for values 5 to 8, and 8 to keep rsp a multiple of 16.</w:t>
       </w:r>
     </w:p>
     <w:p>
@@ -7671,15 +7672,15 @@
         <w:pStyle w:val="SourceCode"/>
       </w:pPr>
       <w:r>
-        <w:t>; Every way out after mysql_stmt_init closes the statement. rbx keeps the</w:t>
-      </w:r>
-    </w:p>
-    <w:p>
-      <w:pPr>
-        <w:pStyle w:val="SourceCode"/>
-      </w:pPr>
-      <w:r>
-        <w:t>; statement handle, r12 the heading, r13 the SQL, and r14 the value.</w:t>
+        <w:t>; Every way out after mysql_stmt_init closes the statement (rbx); r12 keeps</w:t>
+      </w:r>
+    </w:p>
+    <w:p>
+      <w:pPr>
+        <w:pStyle w:val="SourceCode"/>
+      </w:pPr>
+      <w:r>
+        <w:t>; the heading, r13 the SQL, r14 the value. Four pushes + 40 keep rsp aligned.</w:t>
       </w:r>
     </w:p>
     <w:p>
@@ -10927,31 +10928,31 @@
         <w:pStyle w:val="SourceCode"/>
       </w:pPr>
       <w:r>
-        <w:t xml:space="preserve">    // Ok(None) when there is no row. EXPLAIN answers one row here, for the</w:t>
-      </w:r>
-    </w:p>
-    <w:p>
-      <w:pPr>
-        <w:pStyle w:val="SourceCode"/>
-      </w:pPr>
-      <w:r>
-        <w:t xml:space="preserve">    // one table. The first unwrap stops this Basic version on an Err, the</w:t>
-      </w:r>
-    </w:p>
-    <w:p>
-      <w:pPr>
-        <w:pStyle w:val="SourceCode"/>
-      </w:pPr>
-      <w:r>
-        <w:t xml:space="preserve">    // second on None. The answer's 12 columns have different types, so</w:t>
-      </w:r>
-    </w:p>
-    <w:p>
-      <w:pPr>
-        <w:pStyle w:val="SourceCode"/>
-      </w:pPr>
-      <w:r>
-        <w:t xml:space="preserve">    // the row is read as a Row, not a tuple.</w:t>
+        <w:t xml:space="preserve">    // Ok(None) when there is no row; EXPLAIN answers one row here. Remember,</w:t>
+      </w:r>
+    </w:p>
+    <w:p>
+      <w:pPr>
+        <w:pStyle w:val="SourceCode"/>
+      </w:pPr>
+      <w:r>
+        <w:t xml:space="preserve">    // ("Alan Turing",) needs its comma to be a tuple. The first unwrap stops</w:t>
+      </w:r>
+    </w:p>
+    <w:p>
+      <w:pPr>
+        <w:pStyle w:val="SourceCode"/>
+      </w:pPr>
+      <w:r>
+        <w:t xml:space="preserve">    // this Basic version on an Err, the second on None. The 12 columns have</w:t>
+      </w:r>
+    </w:p>
+    <w:p>
+      <w:pPr>
+        <w:pStyle w:val="SourceCode"/>
+      </w:pPr>
+      <w:r>
+        <w:t xml:space="preserve">    // different types, so the row is read as a Row, not a tuple.</w:t>
       </w:r>
     </w:p>
     <w:p>
@@ -15704,31 +15705,31 @@
         <w:pStyle w:val="SourceCode"/>
       </w:pPr>
       <w:r>
-        <w:t>%% Remember, connect_database (Lesson 4.2a) connects with every setting,</w:t>
-      </w:r>
-    </w:p>
-    <w:p>
-      <w:pPr>
-        <w:pStyle w:val="SourceCode"/>
-      </w:pPr>
-      <w:r>
-        <w:t>%% the database too, and returns {ok, Connection}, or {error, Message}</w:t>
-      </w:r>
-    </w:p>
-    <w:p>
-      <w:pPr>
-        <w:pStyle w:val="SourceCode"/>
-      </w:pPr>
-      <w:r>
-        <w:t>%% naming the database, the server, and the reason. {found_rows, true}</w:t>
-      </w:r>
-    </w:p>
-    <w:p>
-      <w:pPr>
-        <w:pStyle w:val="SourceCode"/>
-      </w:pPr>
-      <w:r>
-        <w:t>%% makes counts mean rows matched (Lesson 4.7a).</w:t>
+        <w:t>%% Remember, connect_database (Lesson 4.2a) returns {ok, Connection}, a</w:t>
+      </w:r>
+    </w:p>
+    <w:p>
+      <w:pPr>
+        <w:pStyle w:val="SourceCode"/>
+      </w:pPr>
+      <w:r>
+        <w:t>%% pid(), or {error, Message}, io_lib:format's iodata() text naming the</w:t>
+      </w:r>
+    </w:p>
+    <w:p>
+      <w:pPr>
+        <w:pStyle w:val="SourceCode"/>
+      </w:pPr>
+      <w:r>
+        <w:t>%% database, the server, and the reason. {found_rows, true} makes counts</w:t>
+      </w:r>
+    </w:p>
+    <w:p>
+      <w:pPr>
+        <w:pStyle w:val="SourceCode"/>
+      </w:pPr>
+      <w:r>
+        <w:t>%% mean rows matched (Lesson 4.7a), and -spec documents the types.</w:t>
       </w:r>
     </w:p>
     <w:p>
@@ -22561,31 +22562,31 @@
       </w:rPr>
     </w:lvl>
   </w:abstractNum>
-  <w:num w:numId="1" w16cid:durableId="1042481288">
+  <w:num w:numId="1" w16cid:durableId="1654598909">
     <w:abstractNumId w:val="8"/>
   </w:num>
-  <w:num w:numId="2" w16cid:durableId="582033766">
+  <w:num w:numId="2" w16cid:durableId="1320890574">
     <w:abstractNumId w:val="6"/>
   </w:num>
-  <w:num w:numId="3" w16cid:durableId="1064911495">
+  <w:num w:numId="3" w16cid:durableId="1703284159">
     <w:abstractNumId w:val="5"/>
   </w:num>
-  <w:num w:numId="4" w16cid:durableId="1898659427">
+  <w:num w:numId="4" w16cid:durableId="1910074655">
     <w:abstractNumId w:val="4"/>
   </w:num>
-  <w:num w:numId="5" w16cid:durableId="1363558272">
+  <w:num w:numId="5" w16cid:durableId="1968199914">
     <w:abstractNumId w:val="7"/>
   </w:num>
-  <w:num w:numId="6" w16cid:durableId="137456073">
+  <w:num w:numId="6" w16cid:durableId="1375931778">
     <w:abstractNumId w:val="3"/>
   </w:num>
-  <w:num w:numId="7" w16cid:durableId="1503163690">
+  <w:num w:numId="7" w16cid:durableId="981153252">
     <w:abstractNumId w:val="2"/>
   </w:num>
-  <w:num w:numId="8" w16cid:durableId="348338590">
+  <w:num w:numId="8" w16cid:durableId="2098401632">
     <w:abstractNumId w:val="1"/>
   </w:num>
-  <w:num w:numId="9" w16cid:durableId="1655135405">
+  <w:num w:numId="9" w16cid:durableId="1846288458">
     <w:abstractNumId w:val="0"/>
   </w:num>
 </w:numbering>
